--- a/docs/quizzes/10_quiz_factors.docx
+++ b/docs/quizzes/10_quiz_factors.docx
@@ -31,7 +31,7 @@
         <w:pStyle w:val="Date"/>
       </w:pPr>
       <w:r>
-        <w:t xml:space="preserve">2026-09-04</w:t>
+        <w:t xml:space="preserve">2026-09-08</w:t>
       </w:r>
     </w:p>
     <w:bookmarkStart w:id="10" w:name="quiz-10-factors"/>

--- a/docs/quizzes/10_quiz_factors.docx
+++ b/docs/quizzes/10_quiz_factors.docx
@@ -31,25 +31,7 @@
         <w:pStyle w:val="Date"/>
       </w:pPr>
       <w:r>
-        <w:t xml:space="preserve">2026-09-08</w:t>
-      </w:r>
-    </w:p>
-    <w:bookmarkStart w:id="10" w:name="quiz-10-factors"/>
-    <w:p>
-      <w:pPr>
-        <w:pStyle w:val="Heading1"/>
-      </w:pPr>
-      <w:r>
-        <w:t xml:space="preserve">Quiz 10: Factors</w:t>
-      </w:r>
-    </w:p>
-    <w:bookmarkStart w:id="9" w:name="instructions"/>
-    <w:p>
-      <w:pPr>
-        <w:pStyle w:val="Heading3"/>
-      </w:pPr>
-      <w:r>
-        <w:t xml:space="preserve">Instructions</w:t>
+        <w:t xml:space="preserve">2026-09-10</w:t>
       </w:r>
     </w:p>
     <w:p>
@@ -57,7 +39,33 @@
         <w:pStyle w:val="FirstParagraph"/>
       </w:pPr>
       <w:r>
-        <w:t xml:space="preserve">Answer all 10 questions. This quiz covers what a factor is, controlling level order for cleaner plots and models, renaming/lumping levels, and the classic factor traps.</w:t>
+        <w:rPr>
+          <w:b/>
+          <w:bCs/>
+        </w:rPr>
+        <w:t xml:space="preserve">Name:</w:t>
+      </w:r>
+      <w:r>
+        <w:t xml:space="preserve"> </w:t>
+      </w:r>
+      <w:r>
+        <w:t xml:space="preserve">______________________________</w:t>
+      </w:r>
+      <w:r>
+        <w:t xml:space="preserve"> </w:t>
+      </w:r>
+      <w:r>
+        <w:rPr>
+          <w:b/>
+          <w:bCs/>
+        </w:rPr>
+        <w:t xml:space="preserve">Date:</w:t>
+      </w:r>
+      <w:r>
+        <w:t xml:space="preserve"> </w:t>
+      </w:r>
+      <w:r>
+        <w:t xml:space="preserve">______________</w:t>
       </w:r>
     </w:p>
     <w:p>
@@ -66,16 +74,130 @@
       </w:pPr>
       <w:r>
         <w:rPr>
-          <w:b/>
-          <w:bCs/>
-        </w:rPr>
-        <w:t xml:space="preserve">Grading:</w:t>
-      </w:r>
-      <w:r>
-        <w:t xml:space="preserve"> </w:t>
-      </w:r>
-      <w:r>
-        <w:t xml:space="preserve">10 questions × 1 point = 10 points total. Partial credit is available on code questions.</w:t>
+          <w:i/>
+          <w:iCs/>
+        </w:rPr>
+        <w:t xml:space="preserve">Instructor note — this is a question bank, not the handout. Pick ~10 questions (spread across topics and types), delete the rest, this note, and the answer key. Tags:</w:t>
+      </w:r>
+      <w:r>
+        <w:rPr>
+          <w:i/>
+          <w:iCs/>
+        </w:rPr>
+        <w:t xml:space="preserve"> </w:t>
+      </w:r>
+      <w:r>
+        <w:rPr>
+          <w:b/>
+          <w:bCs/>
+          <w:i/>
+          <w:iCs/>
+        </w:rPr>
+        <w:t xml:space="preserve">(MC)</w:t>
+      </w:r>
+      <w:r>
+        <w:rPr>
+          <w:i/>
+          <w:iCs/>
+        </w:rPr>
+        <w:t xml:space="preserve"> </w:t>
+      </w:r>
+      <w:r>
+        <w:rPr>
+          <w:i/>
+          <w:iCs/>
+        </w:rPr>
+        <w:t xml:space="preserve">·</w:t>
+      </w:r>
+      <w:r>
+        <w:rPr>
+          <w:i/>
+          <w:iCs/>
+        </w:rPr>
+        <w:t xml:space="preserve"> </w:t>
+      </w:r>
+      <w:r>
+        <w:rPr>
+          <w:b/>
+          <w:bCs/>
+          <w:i/>
+          <w:iCs/>
+        </w:rPr>
+        <w:t xml:space="preserve">(T/F)</w:t>
+      </w:r>
+      <w:r>
+        <w:rPr>
+          <w:i/>
+          <w:iCs/>
+        </w:rPr>
+        <w:t xml:space="preserve"> </w:t>
+      </w:r>
+      <w:r>
+        <w:rPr>
+          <w:i/>
+          <w:iCs/>
+        </w:rPr>
+        <w:t xml:space="preserve">·</w:t>
+      </w:r>
+      <w:r>
+        <w:rPr>
+          <w:i/>
+          <w:iCs/>
+        </w:rPr>
+        <w:t xml:space="preserve"> </w:t>
+      </w:r>
+      <w:r>
+        <w:rPr>
+          <w:b/>
+          <w:bCs/>
+          <w:i/>
+          <w:iCs/>
+        </w:rPr>
+        <w:t xml:space="preserve">(Predict)</w:t>
+      </w:r>
+      <w:r>
+        <w:rPr>
+          <w:i/>
+          <w:iCs/>
+        </w:rPr>
+        <w:t xml:space="preserve"> </w:t>
+      </w:r>
+      <w:r>
+        <w:rPr>
+          <w:i/>
+          <w:iCs/>
+        </w:rPr>
+        <w:t xml:space="preserve">predict the output ·</w:t>
+      </w:r>
+      <w:r>
+        <w:rPr>
+          <w:i/>
+          <w:iCs/>
+        </w:rPr>
+        <w:t xml:space="preserve"> </w:t>
+      </w:r>
+      <w:r>
+        <w:rPr>
+          <w:b/>
+          <w:bCs/>
+          <w:i/>
+          <w:iCs/>
+        </w:rPr>
+        <w:t xml:space="preserve">(Fix)</w:t>
+      </w:r>
+      <w:r>
+        <w:rPr>
+          <w:i/>
+          <w:iCs/>
+        </w:rPr>
+        <w:t xml:space="preserve"> </w:t>
+      </w:r>
+      <w:r>
+        <w:rPr>
+          <w:i/>
+          <w:iCs/>
+        </w:rPr>
+        <w:t xml:space="preserve">spot the mistake. ★ marks a harder question.</w:t>
       </w:r>
     </w:p>
     <w:p>
@@ -85,35 +207,248 @@
         </w:pict>
       </w:r>
     </w:p>
+    <w:bookmarkStart w:id="13" w:name="what-a-factor-is-and-level-order"/>
+    <w:p>
+      <w:pPr>
+        <w:pStyle w:val="Heading2"/>
+      </w:pPr>
+      <w:r>
+        <w:t xml:space="preserve">What a factor is, and level order</w:t>
+      </w:r>
+    </w:p>
+    <w:bookmarkStart w:id="9" w:name="X692b431dfaf92db4c26aa6c6e78a8a01889572a"/>
+    <w:p>
+      <w:pPr>
+        <w:pStyle w:val="Heading3"/>
+      </w:pPr>
+      <w:r>
+        <w:t xml:space="preserve">1.</w:t>
+      </w:r>
+      <w:r>
+        <w:t xml:space="preserve"> </w:t>
+      </w:r>
+      <w:r>
+        <w:rPr>
+          <w:i/>
+          <w:iCs/>
+        </w:rPr>
+        <w:t xml:space="preserve">(T/F)</w:t>
+      </w:r>
+      <w:r>
+        <w:t xml:space="preserve"> </w:t>
+      </w:r>
+      <w:r>
+        <w:t xml:space="preserve">The order of a factor’s levels controls the order of bars, boxes, and legend entries in a ggplot.</w:t>
+      </w:r>
+    </w:p>
+    <w:p>
+      <w:pPr>
+        <w:pStyle w:val="FirstParagraph"/>
+      </w:pPr>
+      <w:r>
+        <w:rPr>
+          <w:b/>
+          <w:bCs/>
+        </w:rPr>
+        <w:t xml:space="preserve">True / False</w:t>
+      </w:r>
+    </w:p>
     <w:bookmarkEnd w:id="9"/>
+    <w:bookmarkStart w:id="10" w:name="Xf76ee58f49acb3305cb3cae0d4c983f489c593f"/>
+    <w:p>
+      <w:pPr>
+        <w:pStyle w:val="Heading3"/>
+      </w:pPr>
+      <w:r>
+        <w:t xml:space="preserve">2.</w:t>
+      </w:r>
+      <w:r>
+        <w:t xml:space="preserve"> </w:t>
+      </w:r>
+      <w:r>
+        <w:rPr>
+          <w:i/>
+          <w:iCs/>
+        </w:rPr>
+        <w:t xml:space="preserve">(MC)</w:t>
+      </w:r>
+      <w:r>
+        <w:t xml:space="preserve"> </w:t>
+      </w:r>
+      <w:r>
+        <w:t xml:space="preserve">By default, a factor made from</w:t>
+      </w:r>
+      <w:r>
+        <w:t xml:space="preserve"> </w:t>
+      </w:r>
+      <w:r>
+        <w:rPr>
+          <w:rStyle w:val="VerbatimChar"/>
+        </w:rPr>
+        <w:t xml:space="preserve">c("Gentoo", "Adelie", "Chinstrap")</w:t>
+      </w:r>
+      <w:r>
+        <w:t xml:space="preserve"> </w:t>
+      </w:r>
+      <w:r>
+        <w:t xml:space="preserve">orders its levels:</w:t>
+      </w:r>
+    </w:p>
+    <w:p>
+      <w:pPr>
+        <w:pStyle w:val="FirstParagraph"/>
+      </w:pPr>
+      <w:r>
+        <w:rPr>
+          <w:b/>
+          <w:bCs/>
+        </w:rPr>
+        <w:t xml:space="preserve">a.</w:t>
+      </w:r>
+      <w:r>
+        <w:t xml:space="preserve"> </w:t>
+      </w:r>
+      <w:r>
+        <w:t xml:space="preserve">In the order they appear</w:t>
+      </w:r>
+      <w:r>
+        <w:br/>
+      </w:r>
+      <w:r>
+        <w:rPr>
+          <w:b/>
+          <w:bCs/>
+        </w:rPr>
+        <w:t xml:space="preserve">b.</w:t>
+      </w:r>
+      <w:r>
+        <w:t xml:space="preserve"> </w:t>
+      </w:r>
+      <w:r>
+        <w:t xml:space="preserve">Alphabetically</w:t>
+      </w:r>
+      <w:r>
+        <w:br/>
+      </w:r>
+      <w:r>
+        <w:rPr>
+          <w:b/>
+          <w:bCs/>
+        </w:rPr>
+        <w:t xml:space="preserve">c.</w:t>
+      </w:r>
+      <w:r>
+        <w:t xml:space="preserve"> </w:t>
+      </w:r>
+      <w:r>
+        <w:t xml:space="preserve">By frequency</w:t>
+      </w:r>
+      <w:r>
+        <w:br/>
+      </w:r>
+      <w:r>
+        <w:rPr>
+          <w:b/>
+          <w:bCs/>
+        </w:rPr>
+        <w:t xml:space="preserve">d.</w:t>
+      </w:r>
+      <w:r>
+        <w:t xml:space="preserve"> </w:t>
+      </w:r>
+      <w:r>
+        <w:t xml:space="preserve">Randomly</w:t>
+      </w:r>
+    </w:p>
     <w:bookmarkEnd w:id="10"/>
-    <w:bookmarkStart w:id="12" w:name="question-1-true-false"/>
-    <w:p>
-      <w:pPr>
-        <w:pStyle w:val="Heading1"/>
-      </w:pPr>
-      <w:r>
-        <w:t xml:space="preserve">Question 1 · True / False</w:t>
-      </w:r>
-    </w:p>
-    <w:bookmarkStart w:id="11" w:name="X0707003847950fc584736a713e39f5e598ca4fe"/>
+    <w:bookmarkStart w:id="11" w:name="X40d47645c0126532b1b2d1eb261bc909577ff86"/>
     <w:p>
       <w:pPr>
         <w:pStyle w:val="Heading3"/>
       </w:pPr>
       <w:r>
-        <w:t xml:space="preserve">The order of a factor’s levels controls the order of bars, boxes, and legend entries in a ggplot.</w:t>
-      </w:r>
-    </w:p>
-    <w:p>
-      <w:pPr>
-        <w:pStyle w:val="SourceCode"/>
-      </w:pPr>
+        <w:t xml:space="preserve">3.</w:t>
+      </w:r>
+      <w:r>
+        <w:t xml:space="preserve"> </w:t>
+      </w:r>
+      <w:r>
+        <w:rPr>
+          <w:i/>
+          <w:iCs/>
+        </w:rPr>
+        <w:t xml:space="preserve">(T/F)</w:t>
+      </w:r>
+      <w:r>
+        <w:t xml:space="preserve"> </w:t>
+      </w:r>
+      <w:r>
+        <w:t xml:space="preserve">Reordering a factor by a value (e.g. median mass) usually makes a plot easier to read than leaving it alphabetical.</w:t>
+      </w:r>
+    </w:p>
+    <w:p>
+      <w:pPr>
+        <w:pStyle w:val="FirstParagraph"/>
+      </w:pPr>
+      <w:r>
+        <w:rPr>
+          <w:b/>
+          <w:bCs/>
+        </w:rPr>
+        <w:t xml:space="preserve">True / False</w:t>
+      </w:r>
+    </w:p>
+    <w:bookmarkEnd w:id="11"/>
+    <w:bookmarkStart w:id="12" w:name="Xbacfdf6b368cc8ea858ad55fe0f09a63052fb81"/>
+    <w:p>
+      <w:pPr>
+        <w:pStyle w:val="Heading3"/>
+      </w:pPr>
+      <w:r>
+        <w:t xml:space="preserve">4.</w:t>
+      </w:r>
+      <w:r>
+        <w:t xml:space="preserve"> </w:t>
+      </w:r>
+      <w:r>
+        <w:rPr>
+          <w:i/>
+          <w:iCs/>
+        </w:rPr>
+        <w:t xml:space="preserve">(T/F)</w:t>
+      </w:r>
+      <w:r>
+        <w:t xml:space="preserve"> </w:t>
+      </w:r>
+      <w:r>
+        <w:t xml:space="preserve">You must run</w:t>
+      </w:r>
+      <w:r>
+        <w:t xml:space="preserve"> </w:t>
+      </w:r>
       <w:r>
         <w:rPr>
           <w:rStyle w:val="VerbatimChar"/>
         </w:rPr>
-        <w:t xml:space="preserve">TRUE        FALSE</w:t>
+        <w:t xml:space="preserve">library(forcats)</w:t>
+      </w:r>
+      <w:r>
+        <w:t xml:space="preserve"> </w:t>
+      </w:r>
+      <w:r>
+        <w:t xml:space="preserve">separately before you can use</w:t>
+      </w:r>
+      <w:r>
+        <w:t xml:space="preserve"> </w:t>
+      </w:r>
+      <w:r>
+        <w:rPr>
+          <w:rStyle w:val="VerbatimChar"/>
+        </w:rPr>
+        <w:t xml:space="preserve">fct_reorder()</w:t>
+      </w:r>
+      <w:r>
+        <w:t xml:space="preserve">.</w:t>
       </w:r>
     </w:p>
     <w:p>
@@ -121,13 +456,12 @@
         <w:pStyle w:val="FirstParagraph"/>
       </w:pPr>
       <w:r>
-        <w:t xml:space="preserve">Your answer:</w:t>
-      </w:r>
-    </w:p>
-    <w:p>
-      <w:pPr>
-        <w:pStyle w:val="SourceCode"/>
-      </w:pPr>
+        <w:rPr>
+          <w:b/>
+          <w:bCs/>
+        </w:rPr>
+        <w:t xml:space="preserve">True / False</w:t>
+      </w:r>
     </w:p>
     <w:p>
       <w:r>
@@ -136,24 +470,49 @@
         </w:pict>
       </w:r>
     </w:p>
-    <w:bookmarkEnd w:id="11"/>
     <w:bookmarkEnd w:id="12"/>
-    <w:bookmarkStart w:id="14" w:name="question-2-multiple-choice"/>
-    <w:p>
-      <w:pPr>
-        <w:pStyle w:val="Heading1"/>
-      </w:pPr>
-      <w:r>
-        <w:t xml:space="preserve">Question 2 · Multiple choice</w:t>
-      </w:r>
-    </w:p>
-    <w:bookmarkStart w:id="13" w:name="X0abb38be9176d4b209bc86008cec29b654ae66f"/>
+    <w:bookmarkEnd w:id="13"/>
+    <w:bookmarkStart w:id="19" w:name="the-fct_-family"/>
+    <w:p>
+      <w:pPr>
+        <w:pStyle w:val="Heading2"/>
+      </w:pPr>
+      <w:r>
+        <w:t xml:space="preserve">The</w:t>
+      </w:r>
+      <w:r>
+        <w:t xml:space="preserve"> </w:t>
+      </w:r>
+      <w:r>
+        <w:rPr>
+          <w:rStyle w:val="VerbatimChar"/>
+        </w:rPr>
+        <w:t xml:space="preserve">fct_</w:t>
+      </w:r>
+      <w:r>
+        <w:t xml:space="preserve"> </w:t>
+      </w:r>
+      <w:r>
+        <w:t xml:space="preserve">family</w:t>
+      </w:r>
+    </w:p>
+    <w:bookmarkStart w:id="14" w:name="mc-fct_reorder-is-used-to"/>
     <w:p>
       <w:pPr>
         <w:pStyle w:val="Heading3"/>
       </w:pPr>
       <w:r>
-        <w:t xml:space="preserve">By default, a factor made from</w:t>
+        <w:t xml:space="preserve">5.</w:t>
+      </w:r>
+      <w:r>
+        <w:t xml:space="preserve"> </w:t>
+      </w:r>
+      <w:r>
+        <w:rPr>
+          <w:i/>
+          <w:iCs/>
+        </w:rPr>
+        <w:t xml:space="preserve">(MC)</w:t>
       </w:r>
       <w:r>
         <w:t xml:space="preserve"> </w:t>
@@ -162,51 +521,428 @@
         <w:rPr>
           <w:rStyle w:val="VerbatimChar"/>
         </w:rPr>
-        <w:t xml:space="preserve">c("Gentoo", "Adelie", "Chinstrap")</w:t>
-      </w:r>
-      <w:r>
-        <w:t xml:space="preserve"> </w:t>
-      </w:r>
-      <w:r>
-        <w:t xml:space="preserve">will have its levels ordered:</w:t>
-      </w:r>
-    </w:p>
-    <w:p>
-      <w:pPr>
-        <w:pStyle w:val="SourceCode"/>
-      </w:pPr>
+        <w:t xml:space="preserve">fct_reorder()</w:t>
+      </w:r>
+      <w:r>
+        <w:t xml:space="preserve"> </w:t>
+      </w:r>
+      <w:r>
+        <w:t xml:space="preserve">is used to:</w:t>
+      </w:r>
+    </w:p>
+    <w:p>
+      <w:pPr>
+        <w:pStyle w:val="FirstParagraph"/>
+      </w:pPr>
+      <w:r>
+        <w:rPr>
+          <w:b/>
+          <w:bCs/>
+        </w:rPr>
+        <w:t xml:space="preserve">a.</w:t>
+      </w:r>
+      <w:r>
+        <w:t xml:space="preserve"> </w:t>
+      </w:r>
+      <w:r>
+        <w:t xml:space="preserve">Order levels by another variable (e.g. by median body mass)</w:t>
+      </w:r>
+      <w:r>
+        <w:br/>
+      </w:r>
+      <w:r>
+        <w:rPr>
+          <w:b/>
+          <w:bCs/>
+        </w:rPr>
+        <w:t xml:space="preserve">b.</w:t>
+      </w:r>
+      <w:r>
+        <w:t xml:space="preserve"> </w:t>
+      </w:r>
+      <w:r>
+        <w:t xml:space="preserve">Order levels by frequency</w:t>
+      </w:r>
+      <w:r>
+        <w:br/>
+      </w:r>
+      <w:r>
+        <w:rPr>
+          <w:b/>
+          <w:bCs/>
+        </w:rPr>
+        <w:t xml:space="preserve">c.</w:t>
+      </w:r>
+      <w:r>
+        <w:t xml:space="preserve"> </w:t>
+      </w:r>
+      <w:r>
+        <w:t xml:space="preserve">Rename levels</w:t>
+      </w:r>
+      <w:r>
+        <w:br/>
+      </w:r>
+      <w:r>
+        <w:rPr>
+          <w:b/>
+          <w:bCs/>
+        </w:rPr>
+        <w:t xml:space="preserve">d.</w:t>
+      </w:r>
+      <w:r>
+        <w:t xml:space="preserve"> </w:t>
+      </w:r>
+      <w:r>
+        <w:t xml:space="preserve">Bundle rare levels into</w:t>
+      </w:r>
+      <w:r>
+        <w:t xml:space="preserve"> </w:t>
+      </w:r>
+      <w:r>
+        <w:t xml:space="preserve">“Other”</w:t>
+      </w:r>
+    </w:p>
+    <w:bookmarkEnd w:id="14"/>
+    <w:bookmarkStart w:id="15" w:name="mc-fct_infreq-is-used-to"/>
+    <w:p>
+      <w:pPr>
+        <w:pStyle w:val="Heading3"/>
+      </w:pPr>
+      <w:r>
+        <w:t xml:space="preserve">6.</w:t>
+      </w:r>
+      <w:r>
+        <w:t xml:space="preserve"> </w:t>
+      </w:r>
+      <w:r>
+        <w:rPr>
+          <w:i/>
+          <w:iCs/>
+        </w:rPr>
+        <w:t xml:space="preserve">(MC)</w:t>
+      </w:r>
+      <w:r>
+        <w:t xml:space="preserve"> </w:t>
+      </w:r>
       <w:r>
         <w:rPr>
           <w:rStyle w:val="VerbatimChar"/>
         </w:rPr>
-        <w:t xml:space="preserve">A)  In the order they appear</w:t>
+        <w:t xml:space="preserve">fct_infreq()</w:t>
+      </w:r>
+      <w:r>
+        <w:t xml:space="preserve"> </w:t>
+      </w:r>
+      <w:r>
+        <w:t xml:space="preserve">is used to:</w:t>
+      </w:r>
+    </w:p>
+    <w:p>
+      <w:pPr>
+        <w:pStyle w:val="FirstParagraph"/>
+      </w:pPr>
+      <w:r>
+        <w:rPr>
+          <w:b/>
+          <w:bCs/>
+        </w:rPr>
+        <w:t xml:space="preserve">a.</w:t>
+      </w:r>
+      <w:r>
+        <w:t xml:space="preserve"> </w:t>
+      </w:r>
+      <w:r>
+        <w:t xml:space="preserve">Order levels by frequency (most common first)</w:t>
       </w:r>
       <w:r>
         <w:br/>
       </w:r>
       <w:r>
         <w:rPr>
+          <w:b/>
+          <w:bCs/>
+        </w:rPr>
+        <w:t xml:space="preserve">b.</w:t>
+      </w:r>
+      <w:r>
+        <w:t xml:space="preserve"> </w:t>
+      </w:r>
+      <w:r>
+        <w:t xml:space="preserve">Rename levels</w:t>
+      </w:r>
+      <w:r>
+        <w:br/>
+      </w:r>
+      <w:r>
+        <w:rPr>
+          <w:b/>
+          <w:bCs/>
+        </w:rPr>
+        <w:t xml:space="preserve">c.</w:t>
+      </w:r>
+      <w:r>
+        <w:t xml:space="preserve"> </w:t>
+      </w:r>
+      <w:r>
+        <w:t xml:space="preserve">Move one level to the front</w:t>
+      </w:r>
+      <w:r>
+        <w:br/>
+      </w:r>
+      <w:r>
+        <w:rPr>
+          <w:b/>
+          <w:bCs/>
+        </w:rPr>
+        <w:t xml:space="preserve">d.</w:t>
+      </w:r>
+      <w:r>
+        <w:t xml:space="preserve"> </w:t>
+      </w:r>
+      <w:r>
+        <w:t xml:space="preserve">Convert a factor to a number</w:t>
+      </w:r>
+    </w:p>
+    <w:bookmarkEnd w:id="15"/>
+    <w:bookmarkStart w:id="16" w:name="mc-which-pairing-is-correct"/>
+    <w:p>
+      <w:pPr>
+        <w:pStyle w:val="Heading3"/>
+      </w:pPr>
+      <w:r>
+        <w:t xml:space="preserve">7.</w:t>
+      </w:r>
+      <w:r>
+        <w:t xml:space="preserve"> </w:t>
+      </w:r>
+      <w:r>
+        <w:rPr>
+          <w:i/>
+          <w:iCs/>
+        </w:rPr>
+        <w:t xml:space="preserve">(MC)</w:t>
+      </w:r>
+      <w:r>
+        <w:t xml:space="preserve"> </w:t>
+      </w:r>
+      <w:r>
+        <w:t xml:space="preserve">Which pairing is correct?</w:t>
+      </w:r>
+    </w:p>
+    <w:p>
+      <w:pPr>
+        <w:pStyle w:val="FirstParagraph"/>
+      </w:pPr>
+      <w:r>
+        <w:rPr>
+          <w:b/>
+          <w:bCs/>
+        </w:rPr>
+        <w:t xml:space="preserve">a.</w:t>
+      </w:r>
+      <w:r>
+        <w:t xml:space="preserve"> </w:t>
+      </w:r>
+      <w:r>
+        <w:rPr>
           <w:rStyle w:val="VerbatimChar"/>
         </w:rPr>
-        <w:t xml:space="preserve">B)  Alphabetically</w:t>
+        <w:t xml:space="preserve">fct_recode()</w:t>
+      </w:r>
+      <w:r>
+        <w:t xml:space="preserve"> </w:t>
+      </w:r>
+      <w:r>
+        <w:t xml:space="preserve">renames levels ;</w:t>
+      </w:r>
+      <w:r>
+        <w:t xml:space="preserve"> </w:t>
+      </w:r>
+      <w:r>
+        <w:rPr>
+          <w:rStyle w:val="VerbatimChar"/>
+        </w:rPr>
+        <w:t xml:space="preserve">fct_lump_n()</w:t>
+      </w:r>
+      <w:r>
+        <w:t xml:space="preserve"> </w:t>
+      </w:r>
+      <w:r>
+        <w:t xml:space="preserve">keeps the top n and bundles the rest into</w:t>
+      </w:r>
+      <w:r>
+        <w:t xml:space="preserve"> </w:t>
+      </w:r>
+      <w:r>
+        <w:t xml:space="preserve">“Other”</w:t>
       </w:r>
       <w:r>
         <w:br/>
       </w:r>
       <w:r>
         <w:rPr>
+          <w:b/>
+          <w:bCs/>
+        </w:rPr>
+        <w:t xml:space="preserve">b.</w:t>
+      </w:r>
+      <w:r>
+        <w:t xml:space="preserve"> </w:t>
+      </w:r>
+      <w:r>
+        <w:rPr>
           <w:rStyle w:val="VerbatimChar"/>
         </w:rPr>
-        <w:t xml:space="preserve">C)  By frequency</w:t>
+        <w:t xml:space="preserve">fct_recode()</w:t>
+      </w:r>
+      <w:r>
+        <w:t xml:space="preserve"> </w:t>
+      </w:r>
+      <w:r>
+        <w:t xml:space="preserve">drops levels ;</w:t>
+      </w:r>
+      <w:r>
+        <w:t xml:space="preserve"> </w:t>
+      </w:r>
+      <w:r>
+        <w:rPr>
+          <w:rStyle w:val="VerbatimChar"/>
+        </w:rPr>
+        <w:t xml:space="preserve">fct_lump_n()</w:t>
+      </w:r>
+      <w:r>
+        <w:t xml:space="preserve"> </w:t>
+      </w:r>
+      <w:r>
+        <w:t xml:space="preserve">sorts them</w:t>
       </w:r>
       <w:r>
         <w:br/>
       </w:r>
       <w:r>
         <w:rPr>
+          <w:b/>
+          <w:bCs/>
+        </w:rPr>
+        <w:t xml:space="preserve">c.</w:t>
+      </w:r>
+      <w:r>
+        <w:t xml:space="preserve"> </w:t>
+      </w:r>
+      <w:r>
+        <w:rPr>
           <w:rStyle w:val="VerbatimChar"/>
         </w:rPr>
-        <w:t xml:space="preserve">D)  Randomly</w:t>
+        <w:t xml:space="preserve">fct_recode()</w:t>
+      </w:r>
+      <w:r>
+        <w:t xml:space="preserve"> </w:t>
+      </w:r>
+      <w:r>
+        <w:t xml:space="preserve">sorts by frequency ;</w:t>
+      </w:r>
+      <w:r>
+        <w:t xml:space="preserve"> </w:t>
+      </w:r>
+      <w:r>
+        <w:rPr>
+          <w:rStyle w:val="VerbatimChar"/>
+        </w:rPr>
+        <w:t xml:space="preserve">fct_lump_n()</w:t>
+      </w:r>
+      <w:r>
+        <w:t xml:space="preserve"> </w:t>
+      </w:r>
+      <w:r>
+        <w:t xml:space="preserve">renames</w:t>
+      </w:r>
+      <w:r>
+        <w:br/>
+      </w:r>
+      <w:r>
+        <w:rPr>
+          <w:b/>
+          <w:bCs/>
+        </w:rPr>
+        <w:t xml:space="preserve">d.</w:t>
+      </w:r>
+      <w:r>
+        <w:t xml:space="preserve"> </w:t>
+      </w:r>
+      <w:r>
+        <w:t xml:space="preserve">Both do the same thing</w:t>
+      </w:r>
+    </w:p>
+    <w:bookmarkEnd w:id="16"/>
+    <w:bookmarkStart w:id="17" w:name="X3dfd881b5cf30b2e52803ee3e95bd1cc21ab2d0"/>
+    <w:p>
+      <w:pPr>
+        <w:pStyle w:val="Heading3"/>
+      </w:pPr>
+      <w:r>
+        <w:t xml:space="preserve">8.</w:t>
+      </w:r>
+      <w:r>
+        <w:t xml:space="preserve"> </w:t>
+      </w:r>
+      <w:r>
+        <w:rPr>
+          <w:i/>
+          <w:iCs/>
+        </w:rPr>
+        <w:t xml:space="preserve">(MC)</w:t>
+      </w:r>
+      <w:r>
+        <w:t xml:space="preserve"> </w:t>
+      </w:r>
+      <w:r>
+        <w:t xml:space="preserve">Which line reorders</w:t>
+      </w:r>
+      <w:r>
+        <w:t xml:space="preserve"> </w:t>
+      </w:r>
+      <w:r>
+        <w:rPr>
+          <w:rStyle w:val="VerbatimChar"/>
+        </w:rPr>
+        <w:t xml:space="preserve">species</w:t>
+      </w:r>
+      <w:r>
+        <w:t xml:space="preserve"> </w:t>
+      </w:r>
+      <w:r>
+        <w:t xml:space="preserve">by the</w:t>
+      </w:r>
+      <w:r>
+        <w:t xml:space="preserve"> </w:t>
+      </w:r>
+      <w:r>
+        <w:rPr>
+          <w:b/>
+          <w:bCs/>
+        </w:rPr>
+        <w:t xml:space="preserve">median</w:t>
+      </w:r>
+      <w:r>
+        <w:t xml:space="preserve"> </w:t>
+      </w:r>
+      <w:r>
+        <w:t xml:space="preserve">of</w:t>
+      </w:r>
+      <w:r>
+        <w:t xml:space="preserve"> </w:t>
+      </w:r>
+      <w:r>
+        <w:rPr>
+          <w:rStyle w:val="VerbatimChar"/>
+        </w:rPr>
+        <w:t xml:space="preserve">body_mass_g</w:t>
+      </w:r>
+      <w:r>
+        <w:t xml:space="preserve"> </w:t>
+      </w:r>
+      <w:r>
+        <w:t xml:space="preserve">so a boxplot reads lightest → heaviest?</w:t>
       </w:r>
     </w:p>
     <w:p>
@@ -214,13 +950,209 @@
         <w:pStyle w:val="FirstParagraph"/>
       </w:pPr>
       <w:r>
-        <w:t xml:space="preserve">Your answer:</w:t>
-      </w:r>
-    </w:p>
-    <w:p>
-      <w:pPr>
-        <w:pStyle w:val="SourceCode"/>
-      </w:pPr>
+        <w:rPr>
+          <w:b/>
+          <w:bCs/>
+        </w:rPr>
+        <w:t xml:space="preserve">a.</w:t>
+      </w:r>
+      <w:r>
+        <w:t xml:space="preserve"> </w:t>
+      </w:r>
+      <w:r>
+        <w:rPr>
+          <w:rStyle w:val="VerbatimChar"/>
+        </w:rPr>
+        <w:t xml:space="preserve">mutate(species = fct_reorder(species, body_mass_g, .fun = median))</w:t>
+      </w:r>
+      <w:r>
+        <w:br/>
+      </w:r>
+      <w:r>
+        <w:rPr>
+          <w:b/>
+          <w:bCs/>
+        </w:rPr>
+        <w:t xml:space="preserve">b.</w:t>
+      </w:r>
+      <w:r>
+        <w:t xml:space="preserve"> </w:t>
+      </w:r>
+      <w:r>
+        <w:rPr>
+          <w:rStyle w:val="VerbatimChar"/>
+        </w:rPr>
+        <w:t xml:space="preserve">mutate(species = sort(species))</w:t>
+      </w:r>
+      <w:r>
+        <w:br/>
+      </w:r>
+      <w:r>
+        <w:rPr>
+          <w:b/>
+          <w:bCs/>
+        </w:rPr>
+        <w:t xml:space="preserve">c.</w:t>
+      </w:r>
+      <w:r>
+        <w:t xml:space="preserve"> </w:t>
+      </w:r>
+      <w:r>
+        <w:rPr>
+          <w:rStyle w:val="VerbatimChar"/>
+        </w:rPr>
+        <w:t xml:space="preserve">arrange(body_mass_g)</w:t>
+      </w:r>
+      <w:r>
+        <w:br/>
+      </w:r>
+      <w:r>
+        <w:rPr>
+          <w:b/>
+          <w:bCs/>
+        </w:rPr>
+        <w:t xml:space="preserve">d.</w:t>
+      </w:r>
+      <w:r>
+        <w:t xml:space="preserve"> </w:t>
+      </w:r>
+      <w:r>
+        <w:rPr>
+          <w:rStyle w:val="VerbatimChar"/>
+        </w:rPr>
+        <w:t xml:space="preserve">mutate(species = as.numeric(species))</w:t>
+      </w:r>
+    </w:p>
+    <w:bookmarkEnd w:id="17"/>
+    <w:bookmarkStart w:id="18" w:name="X01b53132072ecb5e65638da22b8153848ace11e"/>
+    <w:p>
+      <w:pPr>
+        <w:pStyle w:val="Heading3"/>
+      </w:pPr>
+      <w:r>
+        <w:t xml:space="preserve">9.</w:t>
+      </w:r>
+      <w:r>
+        <w:t xml:space="preserve"> </w:t>
+      </w:r>
+      <w:r>
+        <w:rPr>
+          <w:i/>
+          <w:iCs/>
+        </w:rPr>
+        <w:t xml:space="preserve">(MC)</w:t>
+      </w:r>
+      <w:r>
+        <w:t xml:space="preserve"> </w:t>
+      </w:r>
+      <w:r>
+        <w:t xml:space="preserve">Which line makes</w:t>
+      </w:r>
+      <w:r>
+        <w:t xml:space="preserve"> </w:t>
+      </w:r>
+      <w:r>
+        <w:rPr>
+          <w:rStyle w:val="VerbatimChar"/>
+        </w:rPr>
+        <w:t xml:space="preserve">"Gentoo"</w:t>
+      </w:r>
+      <w:r>
+        <w:t xml:space="preserve"> </w:t>
+      </w:r>
+      <w:r>
+        <w:t xml:space="preserve">the reference (first) level of</w:t>
+      </w:r>
+      <w:r>
+        <w:t xml:space="preserve"> </w:t>
+      </w:r>
+      <w:r>
+        <w:rPr>
+          <w:rStyle w:val="VerbatimChar"/>
+        </w:rPr>
+        <w:t xml:space="preserve">species</w:t>
+      </w:r>
+      <w:r>
+        <w:t xml:space="preserve">?</w:t>
+      </w:r>
+    </w:p>
+    <w:p>
+      <w:pPr>
+        <w:pStyle w:val="FirstParagraph"/>
+      </w:pPr>
+      <w:r>
+        <w:rPr>
+          <w:b/>
+          <w:bCs/>
+        </w:rPr>
+        <w:t xml:space="preserve">a.</w:t>
+      </w:r>
+      <w:r>
+        <w:t xml:space="preserve"> </w:t>
+      </w:r>
+      <w:r>
+        <w:rPr>
+          <w:rStyle w:val="VerbatimChar"/>
+        </w:rPr>
+        <w:t xml:space="preserve">mutate(species = fct_relevel(species, "Gentoo"))</w:t>
+      </w:r>
+      <w:r>
+        <w:br/>
+      </w:r>
+      <w:r>
+        <w:rPr>
+          <w:b/>
+          <w:bCs/>
+        </w:rPr>
+        <w:t xml:space="preserve">b.</w:t>
+      </w:r>
+      <w:r>
+        <w:t xml:space="preserve"> </w:t>
+      </w:r>
+      <w:r>
+        <w:rPr>
+          <w:rStyle w:val="VerbatimChar"/>
+        </w:rPr>
+        <w:t xml:space="preserve">mutate(species = fct_infreq(species))</w:t>
+      </w:r>
+      <w:r>
+        <w:br/>
+      </w:r>
+      <w:r>
+        <w:rPr>
+          <w:b/>
+          <w:bCs/>
+        </w:rPr>
+        <w:t xml:space="preserve">c.</w:t>
+      </w:r>
+      <w:r>
+        <w:t xml:space="preserve"> </w:t>
+      </w:r>
+      <w:r>
+        <w:rPr>
+          <w:rStyle w:val="VerbatimChar"/>
+        </w:rPr>
+        <w:t xml:space="preserve">filter(species == "Gentoo")</w:t>
+      </w:r>
+      <w:r>
+        <w:br/>
+      </w:r>
+      <w:r>
+        <w:rPr>
+          <w:b/>
+          <w:bCs/>
+        </w:rPr>
+        <w:t xml:space="preserve">d.</w:t>
+      </w:r>
+      <w:r>
+        <w:t xml:space="preserve"> </w:t>
+      </w:r>
+      <w:r>
+        <w:rPr>
+          <w:rStyle w:val="VerbatimChar"/>
+        </w:rPr>
+        <w:t xml:space="preserve">mutate(species = as.numeric(species))</w:t>
+      </w:r>
     </w:p>
     <w:p>
       <w:r>
@@ -229,118 +1161,592 @@
         </w:pict>
       </w:r>
     </w:p>
-    <w:bookmarkEnd w:id="13"/>
-    <w:bookmarkEnd w:id="14"/>
-    <w:bookmarkStart w:id="16" w:name="question-3-matching-the-fct_-family"/>
-    <w:p>
-      <w:pPr>
-        <w:pStyle w:val="Heading1"/>
-      </w:pPr>
-      <w:r>
-        <w:t xml:space="preserve">Question 3 · Matching — the fct_ family</w:t>
-      </w:r>
-    </w:p>
-    <w:bookmarkStart w:id="15" w:name="X97ed676a6872509fef7c549c273df11452c6bd9"/>
+    <w:bookmarkEnd w:id="18"/>
+    <w:bookmarkEnd w:id="19"/>
+    <w:bookmarkStart w:id="25" w:name="the-classic-traps"/>
+    <w:p>
+      <w:pPr>
+        <w:pStyle w:val="Heading2"/>
+      </w:pPr>
+      <w:r>
+        <w:t xml:space="preserve">The classic traps</w:t>
+      </w:r>
+    </w:p>
+    <w:bookmarkStart w:id="20" w:name="X25467a127dfb4cd21b28016e549c1a5322615ff"/>
     <w:p>
       <w:pPr>
         <w:pStyle w:val="Heading3"/>
       </w:pPr>
       <w:r>
-        <w:t xml:space="preserve">Match each function to what it does. Write the letter next to each item.</w:t>
-      </w:r>
-    </w:p>
-    <w:p>
-      <w:pPr>
-        <w:pStyle w:val="SourceCode"/>
-      </w:pPr>
+        <w:t xml:space="preserve">10.</w:t>
+      </w:r>
+      <w:r>
+        <w:t xml:space="preserve"> </w:t>
+      </w:r>
+      <w:r>
+        <w:rPr>
+          <w:i/>
+          <w:iCs/>
+        </w:rPr>
+        <w:t xml:space="preserve">(Predict)</w:t>
+      </w:r>
+      <w:r>
+        <w:t xml:space="preserve"> </w:t>
+      </w:r>
       <w:r>
         <w:rPr>
           <w:rStyle w:val="VerbatimChar"/>
         </w:rPr>
-        <w:t xml:space="preserve">1.  fct_reorder()   ___</w:t>
+        <w:t xml:space="preserve">years &lt;- factor(c("2010", "2011", "2012"))</w:t>
+      </w:r>
+      <w:r>
+        <w:t xml:space="preserve">. What does</w:t>
+      </w:r>
+      <w:r>
+        <w:t xml:space="preserve"> </w:t>
+      </w:r>
+      <w:r>
+        <w:rPr>
+          <w:rStyle w:val="VerbatimChar"/>
+        </w:rPr>
+        <w:t xml:space="preserve">as.numeric(years)</w:t>
+      </w:r>
+      <w:r>
+        <w:t xml:space="preserve"> </w:t>
+      </w:r>
+      <w:r>
+        <w:t xml:space="preserve">return?</w:t>
+      </w:r>
+    </w:p>
+    <w:p>
+      <w:pPr>
+        <w:pStyle w:val="FirstParagraph"/>
+      </w:pPr>
+      <w:r>
+        <w:rPr>
+          <w:b/>
+          <w:bCs/>
+        </w:rPr>
+        <w:t xml:space="preserve">a.</w:t>
+      </w:r>
+      <w:r>
+        <w:t xml:space="preserve"> </w:t>
+      </w:r>
+      <w:r>
+        <w:t xml:space="preserve">2010 2011 2012</w:t>
       </w:r>
       <w:r>
         <w:br/>
       </w:r>
       <w:r>
         <w:rPr>
+          <w:b/>
+          <w:bCs/>
+        </w:rPr>
+        <w:t xml:space="preserve">b.</w:t>
+      </w:r>
+      <w:r>
+        <w:t xml:space="preserve"> </w:t>
+      </w:r>
+      <w:r>
+        <w:t xml:space="preserve">1 2 3 (the level codes, not the labels)</w:t>
+      </w:r>
+      <w:r>
+        <w:br/>
+      </w:r>
+      <w:r>
+        <w:rPr>
+          <w:b/>
+          <w:bCs/>
+        </w:rPr>
+        <w:t xml:space="preserve">c.</w:t>
+      </w:r>
+      <w:r>
+        <w:t xml:space="preserve"> </w:t>
+      </w:r>
+      <w:r>
+        <w:t xml:space="preserve">“2010”</w:t>
+      </w:r>
+      <w:r>
+        <w:t xml:space="preserve"> </w:t>
+      </w:r>
+      <w:r>
+        <w:t xml:space="preserve">“2011”</w:t>
+      </w:r>
+      <w:r>
+        <w:t xml:space="preserve"> </w:t>
+      </w:r>
+      <w:r>
+        <w:t xml:space="preserve">“2012”</w:t>
+      </w:r>
+      <w:r>
+        <w:br/>
+      </w:r>
+      <w:r>
+        <w:rPr>
+          <w:b/>
+          <w:bCs/>
+        </w:rPr>
+        <w:t xml:space="preserve">d.</w:t>
+      </w:r>
+      <w:r>
+        <w:t xml:space="preserve"> </w:t>
+      </w:r>
+      <w:r>
+        <w:t xml:space="preserve">An error</w:t>
+      </w:r>
+    </w:p>
+    <w:bookmarkEnd w:id="20"/>
+    <w:bookmarkStart w:id="21" w:name="Xbffb3f4c5ed33f3c58480d0b16b2f775f4b4294"/>
+    <w:p>
+      <w:pPr>
+        <w:pStyle w:val="Heading3"/>
+      </w:pPr>
+      <w:r>
+        <w:t xml:space="preserve">11.</w:t>
+      </w:r>
+      <w:r>
+        <w:t xml:space="preserve"> </w:t>
+      </w:r>
+      <w:r>
+        <w:rPr>
+          <w:i/>
+          <w:iCs/>
+        </w:rPr>
+        <w:t xml:space="preserve">(Fix)</w:t>
+      </w:r>
+      <w:r>
+        <w:t xml:space="preserve"> </w:t>
+      </w:r>
+      <w:r>
+        <w:t xml:space="preserve">To turn</w:t>
+      </w:r>
+      <w:r>
+        <w:t xml:space="preserve"> </w:t>
+      </w:r>
+      <w:r>
+        <w:rPr>
           <w:rStyle w:val="VerbatimChar"/>
         </w:rPr>
-        <w:t xml:space="preserve">2.  fct_infreq()    ___</w:t>
+        <w:t xml:space="preserve">years &lt;- factor(c("2010", "2011", "2012"))</w:t>
+      </w:r>
+      <w:r>
+        <w:t xml:space="preserve"> </w:t>
+      </w:r>
+      <w:r>
+        <w:t xml:space="preserve">into the actual numeric years, you write:</w:t>
+      </w:r>
+    </w:p>
+    <w:p>
+      <w:pPr>
+        <w:pStyle w:val="FirstParagraph"/>
+      </w:pPr>
+      <w:r>
+        <w:rPr>
+          <w:b/>
+          <w:bCs/>
+        </w:rPr>
+        <w:t xml:space="preserve">a.</w:t>
+      </w:r>
+      <w:r>
+        <w:t xml:space="preserve"> </w:t>
+      </w:r>
+      <w:r>
+        <w:rPr>
+          <w:rStyle w:val="VerbatimChar"/>
+        </w:rPr>
+        <w:t xml:space="preserve">as.numeric(years)</w:t>
       </w:r>
       <w:r>
         <w:br/>
       </w:r>
       <w:r>
         <w:rPr>
+          <w:b/>
+          <w:bCs/>
+        </w:rPr>
+        <w:t xml:space="preserve">b.</w:t>
+      </w:r>
+      <w:r>
+        <w:t xml:space="preserve"> </w:t>
+      </w:r>
+      <w:r>
+        <w:rPr>
           <w:rStyle w:val="VerbatimChar"/>
         </w:rPr>
-        <w:t xml:space="preserve">3.  fct_recode()    ___</w:t>
+        <w:t xml:space="preserve">as.numeric(as.character(years))</w:t>
       </w:r>
       <w:r>
         <w:br/>
       </w:r>
       <w:r>
         <w:rPr>
+          <w:b/>
+          <w:bCs/>
+        </w:rPr>
+        <w:t xml:space="preserve">c.</w:t>
+      </w:r>
+      <w:r>
+        <w:t xml:space="preserve"> </w:t>
+      </w:r>
+      <w:r>
+        <w:rPr>
           <w:rStyle w:val="VerbatimChar"/>
         </w:rPr>
-        <w:t xml:space="preserve">4.  fct_lump_n()    ___</w:t>
+        <w:t xml:space="preserve">as.factor(years)</w:t>
       </w:r>
       <w:r>
         <w:br/>
       </w:r>
       <w:r>
         <w:rPr>
+          <w:b/>
+          <w:bCs/>
+        </w:rPr>
+        <w:t xml:space="preserve">d.</w:t>
+      </w:r>
+      <w:r>
+        <w:t xml:space="preserve"> </w:t>
+      </w:r>
+      <w:r>
+        <w:rPr>
           <w:rStyle w:val="VerbatimChar"/>
         </w:rPr>
-        <w:t xml:space="preserve">5.  fct_relevel()   ___</w:t>
-      </w:r>
-    </w:p>
-    <w:p>
-      <w:pPr>
-        <w:pStyle w:val="SourceCode"/>
-      </w:pPr>
+        <w:t xml:space="preserve">round(years)</w:t>
+      </w:r>
+    </w:p>
+    <w:bookmarkEnd w:id="21"/>
+    <w:bookmarkStart w:id="22" w:name="Xaa946272a06d5e2eac21aa0a6336084c6f074e1"/>
+    <w:p>
+      <w:pPr>
+        <w:pStyle w:val="Heading3"/>
+      </w:pPr>
+      <w:r>
+        <w:t xml:space="preserve">12.</w:t>
+      </w:r>
+      <w:r>
+        <w:t xml:space="preserve"> </w:t>
+      </w:r>
+      <w:r>
+        <w:rPr>
+          <w:i/>
+          <w:iCs/>
+        </w:rPr>
+        <w:t xml:space="preserve">(T/F)</w:t>
+      </w:r>
+      <w:r>
+        <w:t xml:space="preserve"> </w:t>
+      </w:r>
+      <w:r>
+        <w:t xml:space="preserve">★</w:t>
+      </w:r>
+      <w:r>
+        <w:t xml:space="preserve"> </w:t>
+      </w:r>
       <w:r>
         <w:rPr>
           <w:rStyle w:val="VerbatimChar"/>
         </w:rPr>
-        <w:t xml:space="preserve">A.  Order levels by frequency (most common first)</w:t>
+        <w:t xml:space="preserve">as.numeric()</w:t>
+      </w:r>
+      <w:r>
+        <w:t xml:space="preserve"> </w:t>
+      </w:r>
+      <w:r>
+        <w:t xml:space="preserve">on a factor returns the integer position of each level (1, 2, 3, …), which is almost never what you want for year or count data.</w:t>
+      </w:r>
+    </w:p>
+    <w:p>
+      <w:pPr>
+        <w:pStyle w:val="FirstParagraph"/>
+      </w:pPr>
+      <w:r>
+        <w:rPr>
+          <w:b/>
+          <w:bCs/>
+        </w:rPr>
+        <w:t xml:space="preserve">True / False</w:t>
+      </w:r>
+    </w:p>
+    <w:bookmarkEnd w:id="22"/>
+    <w:bookmarkStart w:id="23" w:name="X3705a7d2ba568db41152fea853185c5ed756a9a"/>
+    <w:p>
+      <w:pPr>
+        <w:pStyle w:val="Heading3"/>
+      </w:pPr>
+      <w:r>
+        <w:t xml:space="preserve">13.</w:t>
+      </w:r>
+      <w:r>
+        <w:t xml:space="preserve"> </w:t>
+      </w:r>
+      <w:r>
+        <w:rPr>
+          <w:i/>
+          <w:iCs/>
+        </w:rPr>
+        <w:t xml:space="preserve">(Fix)</w:t>
+      </w:r>
+      <w:r>
+        <w:t xml:space="preserve"> </w:t>
+      </w:r>
+      <w:r>
+        <w:t xml:space="preserve">You</w:t>
+      </w:r>
+      <w:r>
+        <w:t xml:space="preserve"> </w:t>
+      </w:r>
+      <w:r>
+        <w:rPr>
+          <w:rStyle w:val="VerbatimChar"/>
+        </w:rPr>
+        <w:t xml:space="preserve">filter(species != "Gentoo")</w:t>
+      </w:r>
+      <w:r>
+        <w:t xml:space="preserve"> </w:t>
+      </w:r>
+      <w:r>
+        <w:t xml:space="preserve">but a boxplot still shows an empty</w:t>
+      </w:r>
+      <w:r>
+        <w:t xml:space="preserve"> </w:t>
+      </w:r>
+      <w:r>
+        <w:t xml:space="preserve">“Gentoo”</w:t>
+      </w:r>
+      <w:r>
+        <w:t xml:space="preserve"> </w:t>
+      </w:r>
+      <w:r>
+        <w:t xml:space="preserve">slot. Why, and what fixes it?</w:t>
+      </w:r>
+    </w:p>
+    <w:p>
+      <w:pPr>
+        <w:pStyle w:val="FirstParagraph"/>
+      </w:pPr>
+      <w:r>
+        <w:rPr>
+          <w:b/>
+          <w:bCs/>
+        </w:rPr>
+        <w:t xml:space="preserve">a.</w:t>
+      </w:r>
+      <w:r>
+        <w:t xml:space="preserve"> </w:t>
+      </w:r>
+      <w:r>
+        <w:rPr>
+          <w:rStyle w:val="VerbatimChar"/>
+        </w:rPr>
+        <w:t xml:space="preserve">filter()</w:t>
+      </w:r>
+      <w:r>
+        <w:t xml:space="preserve"> </w:t>
+      </w:r>
+      <w:r>
+        <w:t xml:space="preserve">removes rows, not levels; add</w:t>
+      </w:r>
+      <w:r>
+        <w:t xml:space="preserve"> </w:t>
+      </w:r>
+      <w:r>
+        <w:rPr>
+          <w:rStyle w:val="VerbatimChar"/>
+        </w:rPr>
+        <w:t xml:space="preserve">fct_drop()</w:t>
+      </w:r>
+      <w:r>
+        <w:t xml:space="preserve"> </w:t>
+      </w:r>
+      <w:r>
+        <w:t xml:space="preserve">to clear the unused level</w:t>
       </w:r>
       <w:r>
         <w:br/>
       </w:r>
       <w:r>
         <w:rPr>
+          <w:b/>
+          <w:bCs/>
+        </w:rPr>
+        <w:t xml:space="preserve">b.</w:t>
+      </w:r>
+      <w:r>
+        <w:t xml:space="preserve"> </w:t>
+      </w:r>
+      <w:r>
+        <w:rPr>
           <w:rStyle w:val="VerbatimChar"/>
         </w:rPr>
-        <w:t xml:space="preserve">B.  Keep the top n levels, bundle the rest into "Other"</w:t>
+        <w:t xml:space="preserve">filter()</w:t>
+      </w:r>
+      <w:r>
+        <w:t xml:space="preserve"> </w:t>
+      </w:r>
+      <w:r>
+        <w:t xml:space="preserve">is broken; use</w:t>
+      </w:r>
+      <w:r>
+        <w:t xml:space="preserve"> </w:t>
+      </w:r>
+      <w:r>
+        <w:rPr>
+          <w:rStyle w:val="VerbatimChar"/>
+        </w:rPr>
+        <w:t xml:space="preserve">select()</w:t>
       </w:r>
       <w:r>
         <w:br/>
       </w:r>
       <w:r>
         <w:rPr>
+          <w:b/>
+          <w:bCs/>
+        </w:rPr>
+        <w:t xml:space="preserve">c.</w:t>
+      </w:r>
+      <w:r>
+        <w:t xml:space="preserve"> </w:t>
+      </w:r>
+      <w:r>
+        <w:t xml:space="preserve">You must re-import the data</w:t>
+      </w:r>
+      <w:r>
+        <w:br/>
+      </w:r>
+      <w:r>
+        <w:rPr>
+          <w:b/>
+          <w:bCs/>
+        </w:rPr>
+        <w:t xml:space="preserve">d.</w:t>
+      </w:r>
+      <w:r>
+        <w:t xml:space="preserve"> </w:t>
+      </w:r>
+      <w:r>
+        <w:t xml:space="preserve">ggplot has a bug; ignore it</w:t>
+      </w:r>
+    </w:p>
+    <w:bookmarkEnd w:id="23"/>
+    <w:bookmarkStart w:id="24" w:name="X7073c778c9dd7ed2d153cfa78feb54de9159d39"/>
+    <w:p>
+      <w:pPr>
+        <w:pStyle w:val="Heading3"/>
+      </w:pPr>
+      <w:r>
+        <w:t xml:space="preserve">14.</w:t>
+      </w:r>
+      <w:r>
+        <w:t xml:space="preserve"> </w:t>
+      </w:r>
+      <w:r>
+        <w:rPr>
+          <w:i/>
+          <w:iCs/>
+        </w:rPr>
+        <w:t xml:space="preserve">(Predict)</w:t>
+      </w:r>
+      <w:r>
+        <w:t xml:space="preserve"> </w:t>
+      </w:r>
+      <w:r>
+        <w:t xml:space="preserve">After</w:t>
+      </w:r>
+      <w:r>
+        <w:t xml:space="preserve"> </w:t>
+      </w:r>
+      <w:r>
+        <w:rPr>
           <w:rStyle w:val="VerbatimChar"/>
         </w:rPr>
-        <w:t xml:space="preserve">C.  Order levels by another variable (e.g. median mass)</w:t>
+        <w:t xml:space="preserve">penguins_df %&gt;% mutate(species = fct_infreq(species))</w:t>
+      </w:r>
+      <w:r>
+        <w:t xml:space="preserve">, which species is the</w:t>
+      </w:r>
+      <w:r>
+        <w:t xml:space="preserve"> </w:t>
+      </w:r>
+      <w:r>
+        <w:rPr>
+          <w:b/>
+          <w:bCs/>
+        </w:rPr>
+        <w:t xml:space="preserve">first</w:t>
+      </w:r>
+      <w:r>
+        <w:t xml:space="preserve"> </w:t>
+      </w:r>
+      <w:r>
+        <w:t xml:space="preserve">level?</w:t>
+      </w:r>
+    </w:p>
+    <w:p>
+      <w:pPr>
+        <w:pStyle w:val="FirstParagraph"/>
+      </w:pPr>
+      <w:r>
+        <w:rPr>
+          <w:b/>
+          <w:bCs/>
+        </w:rPr>
+        <w:t xml:space="preserve">a.</w:t>
+      </w:r>
+      <w:r>
+        <w:t xml:space="preserve"> </w:t>
+      </w:r>
+      <w:r>
+        <w:t xml:space="preserve">The alphabetically first species</w:t>
       </w:r>
       <w:r>
         <w:br/>
       </w:r>
       <w:r>
         <w:rPr>
-          <w:rStyle w:val="VerbatimChar"/>
-        </w:rPr>
-        <w:t xml:space="preserve">D.  Move a chosen level to the front (set the reference)</w:t>
+          <w:b/>
+          <w:bCs/>
+        </w:rPr>
+        <w:t xml:space="preserve">b.</w:t>
+      </w:r>
+      <w:r>
+        <w:t xml:space="preserve"> </w:t>
+      </w:r>
+      <w:r>
+        <w:t xml:space="preserve">The species with the most rows</w:t>
       </w:r>
       <w:r>
         <w:br/>
       </w:r>
       <w:r>
         <w:rPr>
-          <w:rStyle w:val="VerbatimChar"/>
-        </w:rPr>
-        <w:t xml:space="preserve">E.  Rename levels</w:t>
+          <w:b/>
+          <w:bCs/>
+        </w:rPr>
+        <w:t xml:space="preserve">c.</w:t>
+      </w:r>
+      <w:r>
+        <w:t xml:space="preserve"> </w:t>
+      </w:r>
+      <w:r>
+        <w:t xml:space="preserve">The species with the fewest rows</w:t>
+      </w:r>
+      <w:r>
+        <w:br/>
+      </w:r>
+      <w:r>
+        <w:rPr>
+          <w:b/>
+          <w:bCs/>
+        </w:rPr>
+        <w:t xml:space="preserve">d.</w:t>
+      </w:r>
+      <w:r>
+        <w:t xml:space="preserve"> </w:t>
+      </w:r>
+      <w:r>
+        <w:t xml:space="preserve">A random species</w:t>
       </w:r>
     </w:p>
     <w:p>
@@ -350,639 +1756,9 @@
         </w:pict>
       </w:r>
     </w:p>
-    <w:bookmarkEnd w:id="15"/>
-    <w:bookmarkEnd w:id="16"/>
-    <w:bookmarkStart w:id="18" w:name="question-4-predict-the-output"/>
-    <w:p>
-      <w:pPr>
-        <w:pStyle w:val="Heading1"/>
-      </w:pPr>
-      <w:r>
-        <w:t xml:space="preserve">Question 4 · Predict the output</w:t>
-      </w:r>
-    </w:p>
-    <w:bookmarkStart w:id="17" w:name="X5bd7771fbd6194a672c2d59825c1a20f3a42e23"/>
-    <w:p>
-      <w:pPr>
-        <w:pStyle w:val="Heading3"/>
-      </w:pPr>
-      <w:r>
-        <w:rPr>
-          <w:rStyle w:val="VerbatimChar"/>
-        </w:rPr>
-        <w:t xml:space="preserve">years &lt;- factor(c("2010", "2011", "2012"))</w:t>
-      </w:r>
-      <w:r>
-        <w:t xml:space="preserve">. What does</w:t>
-      </w:r>
-      <w:r>
-        <w:t xml:space="preserve"> </w:t>
-      </w:r>
-      <w:r>
-        <w:rPr>
-          <w:rStyle w:val="VerbatimChar"/>
-        </w:rPr>
-        <w:t xml:space="preserve">as.numeric(years)</w:t>
-      </w:r>
-      <w:r>
-        <w:t xml:space="preserve"> </w:t>
-      </w:r>
-      <w:r>
-        <w:t xml:space="preserve">return, and why is it NOT 2010, 2011, 2012?</w:t>
-      </w:r>
-    </w:p>
-    <w:p>
-      <w:pPr>
-        <w:pStyle w:val="SourceCode"/>
-      </w:pPr>
-      <w:r>
-        <w:rPr>
-          <w:rStyle w:val="VerbatimChar"/>
-        </w:rPr>
-        <w:t xml:space="preserve">Output:</w:t>
-      </w:r>
-      <w:r>
-        <w:br/>
-      </w:r>
-      <w:r>
-        <w:rPr>
-          <w:rStyle w:val="VerbatimChar"/>
-        </w:rPr>
-        <w:t xml:space="preserve">Why:</w:t>
-      </w:r>
-    </w:p>
-    <w:p>
-      <w:r>
-        <w:pict>
-          <v:rect style="width:0;height:1.5pt" o:hralign="center" o:hrstd="t" o:hr="t"/>
-        </w:pict>
-      </w:r>
-    </w:p>
-    <w:bookmarkEnd w:id="17"/>
-    <w:bookmarkEnd w:id="18"/>
-    <w:bookmarkStart w:id="20" w:name="question-5-short-code-reorder-a-boxplot"/>
-    <w:p>
-      <w:pPr>
-        <w:pStyle w:val="Heading1"/>
-      </w:pPr>
-      <w:r>
-        <w:t xml:space="preserve">Question 5 · Short code — reorder a boxplot</w:t>
-      </w:r>
-    </w:p>
-    <w:bookmarkStart w:id="19" w:name="X1cec7863ff66550b5a79a7eaa09e9dc9f3cccfe"/>
-    <w:p>
-      <w:pPr>
-        <w:pStyle w:val="Heading3"/>
-      </w:pPr>
-      <w:r>
-        <w:t xml:space="preserve">Write a</w:t>
-      </w:r>
-      <w:r>
-        <w:t xml:space="preserve"> </w:t>
-      </w:r>
-      <w:r>
-        <w:rPr>
-          <w:rStyle w:val="VerbatimChar"/>
-        </w:rPr>
-        <w:t xml:space="preserve">mutate()</w:t>
-      </w:r>
-      <w:r>
-        <w:t xml:space="preserve"> </w:t>
-      </w:r>
-      <w:r>
-        <w:t xml:space="preserve">(inside a pipe) that reorders</w:t>
-      </w:r>
-      <w:r>
-        <w:t xml:space="preserve"> </w:t>
-      </w:r>
-      <w:r>
-        <w:rPr>
-          <w:rStyle w:val="VerbatimChar"/>
-        </w:rPr>
-        <w:t xml:space="preserve">species</w:t>
-      </w:r>
-      <w:r>
-        <w:t xml:space="preserve"> </w:t>
-      </w:r>
-      <w:r>
-        <w:t xml:space="preserve">by the</w:t>
-      </w:r>
-      <w:r>
-        <w:t xml:space="preserve"> </w:t>
-      </w:r>
-      <w:r>
-        <w:rPr>
-          <w:b/>
-          <w:bCs/>
-        </w:rPr>
-        <w:t xml:space="preserve">median</w:t>
-      </w:r>
-      <w:r>
-        <w:t xml:space="preserve"> </w:t>
-      </w:r>
-      <w:r>
-        <w:t xml:space="preserve">of</w:t>
-      </w:r>
-      <w:r>
-        <w:t xml:space="preserve"> </w:t>
-      </w:r>
-      <w:r>
-        <w:rPr>
-          <w:rStyle w:val="VerbatimChar"/>
-        </w:rPr>
-        <w:t xml:space="preserve">body_mass_g</w:t>
-      </w:r>
-      <w:r>
-        <w:t xml:space="preserve"> </w:t>
-      </w:r>
-      <w:r>
-        <w:t xml:space="preserve">so a boxplot reads lightest → heaviest.</w:t>
-      </w:r>
-    </w:p>
-    <w:p>
-      <w:pPr>
-        <w:pStyle w:val="SourceCode"/>
-      </w:pPr>
-      <w:r>
-        <w:rPr>
-          <w:rStyle w:val="CommentTok"/>
-        </w:rPr>
-        <w:t xml:space="preserve"># Your code:</w:t>
-      </w:r>
-      <w:r>
-        <w:br/>
-      </w:r>
-    </w:p>
-    <w:p>
-      <w:r>
-        <w:pict>
-          <v:rect style="width:0;height:1.5pt" o:hralign="center" o:hrstd="t" o:hr="t"/>
-        </w:pict>
-      </w:r>
-    </w:p>
-    <w:bookmarkEnd w:id="19"/>
-    <w:bookmarkEnd w:id="20"/>
-    <w:bookmarkStart w:id="22" w:name="X044ed3f9f3fe7844a2bfa32a555841fb9410ca4"/>
-    <w:p>
-      <w:pPr>
-        <w:pStyle w:val="Heading1"/>
-      </w:pPr>
-      <w:r>
-        <w:t xml:space="preserve">Question 6 · Find the error — get the real numbers</w:t>
-      </w:r>
-    </w:p>
-    <w:bookmarkStart w:id="21" w:name="X57250fb2b9360fc053e42d917104fa5c1f552c8"/>
-    <w:p>
-      <w:pPr>
-        <w:pStyle w:val="Heading3"/>
-      </w:pPr>
-      <w:r>
-        <w:t xml:space="preserve">Fix this so</w:t>
-      </w:r>
-      <w:r>
-        <w:t xml:space="preserve"> </w:t>
-      </w:r>
-      <w:r>
-        <w:rPr>
-          <w:rStyle w:val="VerbatimChar"/>
-        </w:rPr>
-        <w:t xml:space="preserve">x</w:t>
-      </w:r>
-      <w:r>
-        <w:t xml:space="preserve"> </w:t>
-      </w:r>
-      <w:r>
-        <w:t xml:space="preserve">holds the actual numeric years, not the level codes.</w:t>
-      </w:r>
-    </w:p>
-    <w:p>
-      <w:pPr>
-        <w:pStyle w:val="SourceCode"/>
-      </w:pPr>
-      <w:r>
-        <w:rPr>
-          <w:rStyle w:val="NormalTok"/>
-        </w:rPr>
-        <w:t xml:space="preserve">years </w:t>
-      </w:r>
-      <w:r>
-        <w:rPr>
-          <w:rStyle w:val="OtherTok"/>
-        </w:rPr>
-        <w:t xml:space="preserve">&lt;-</w:t>
-      </w:r>
-      <w:r>
-        <w:rPr>
-          <w:rStyle w:val="NormalTok"/>
-        </w:rPr>
-        <w:t xml:space="preserve"> </w:t>
-      </w:r>
-      <w:r>
-        <w:rPr>
-          <w:rStyle w:val="FunctionTok"/>
-        </w:rPr>
-        <w:t xml:space="preserve">factor</w:t>
-      </w:r>
-      <w:r>
-        <w:rPr>
-          <w:rStyle w:val="NormalTok"/>
-        </w:rPr>
-        <w:t xml:space="preserve">(</w:t>
-      </w:r>
-      <w:r>
-        <w:rPr>
-          <w:rStyle w:val="FunctionTok"/>
-        </w:rPr>
-        <w:t xml:space="preserve">c</w:t>
-      </w:r>
-      <w:r>
-        <w:rPr>
-          <w:rStyle w:val="NormalTok"/>
-        </w:rPr>
-        <w:t xml:space="preserve">(</w:t>
-      </w:r>
-      <w:r>
-        <w:rPr>
-          <w:rStyle w:val="StringTok"/>
-        </w:rPr>
-        <w:t xml:space="preserve">"2010"</w:t>
-      </w:r>
-      <w:r>
-        <w:rPr>
-          <w:rStyle w:val="NormalTok"/>
-        </w:rPr>
-        <w:t xml:space="preserve">, </w:t>
-      </w:r>
-      <w:r>
-        <w:rPr>
-          <w:rStyle w:val="StringTok"/>
-        </w:rPr>
-        <w:t xml:space="preserve">"2011"</w:t>
-      </w:r>
-      <w:r>
-        <w:rPr>
-          <w:rStyle w:val="NormalTok"/>
-        </w:rPr>
-        <w:t xml:space="preserve">, </w:t>
-      </w:r>
-      <w:r>
-        <w:rPr>
-          <w:rStyle w:val="StringTok"/>
-        </w:rPr>
-        <w:t xml:space="preserve">"2012"</w:t>
-      </w:r>
-      <w:r>
-        <w:rPr>
-          <w:rStyle w:val="NormalTok"/>
-        </w:rPr>
-        <w:t xml:space="preserve">))</w:t>
-      </w:r>
-      <w:r>
-        <w:br/>
-      </w:r>
-      <w:r>
-        <w:rPr>
-          <w:rStyle w:val="NormalTok"/>
-        </w:rPr>
-        <w:t xml:space="preserve">x </w:t>
-      </w:r>
-      <w:r>
-        <w:rPr>
-          <w:rStyle w:val="OtherTok"/>
-        </w:rPr>
-        <w:t xml:space="preserve">&lt;-</w:t>
-      </w:r>
-      <w:r>
-        <w:rPr>
-          <w:rStyle w:val="NormalTok"/>
-        </w:rPr>
-        <w:t xml:space="preserve"> </w:t>
-      </w:r>
-      <w:r>
-        <w:rPr>
-          <w:rStyle w:val="FunctionTok"/>
-        </w:rPr>
-        <w:t xml:space="preserve">as.numeric</w:t>
-      </w:r>
-      <w:r>
-        <w:rPr>
-          <w:rStyle w:val="NormalTok"/>
-        </w:rPr>
-        <w:t xml:space="preserve">(years)</w:t>
-      </w:r>
-    </w:p>
-    <w:p>
-      <w:pPr>
-        <w:pStyle w:val="FirstParagraph"/>
-      </w:pPr>
-      <w:r>
-        <w:t xml:space="preserve">Corrected line:</w:t>
-      </w:r>
-    </w:p>
-    <w:p>
-      <w:pPr>
-        <w:pStyle w:val="SourceCode"/>
-      </w:pPr>
-    </w:p>
-    <w:p>
-      <w:r>
-        <w:pict>
-          <v:rect style="width:0;height:1.5pt" o:hralign="center" o:hrstd="t" o:hr="t"/>
-        </w:pict>
-      </w:r>
-    </w:p>
-    <w:bookmarkEnd w:id="21"/>
-    <w:bookmarkEnd w:id="22"/>
-    <w:bookmarkStart w:id="24" w:name="Xed53df571d4eedc421111c84639f179b1565015"/>
-    <w:p>
-      <w:pPr>
-        <w:pStyle w:val="Heading1"/>
-      </w:pPr>
-      <w:r>
-        <w:t xml:space="preserve">Question 7 · Short code — set the reference level</w:t>
-      </w:r>
-    </w:p>
-    <w:bookmarkStart w:id="23" w:name="Xda7284d8ded808d258cd9c856a86ebfb91996ef"/>
-    <w:p>
-      <w:pPr>
-        <w:pStyle w:val="Heading3"/>
-      </w:pPr>
-      <w:r>
-        <w:t xml:space="preserve">Write the</w:t>
-      </w:r>
-      <w:r>
-        <w:t xml:space="preserve"> </w:t>
-      </w:r>
-      <w:r>
-        <w:rPr>
-          <w:rStyle w:val="VerbatimChar"/>
-        </w:rPr>
-        <w:t xml:space="preserve">mutate()</w:t>
-      </w:r>
-      <w:r>
-        <w:t xml:space="preserve"> </w:t>
-      </w:r>
-      <w:r>
-        <w:t xml:space="preserve">that makes</w:t>
-      </w:r>
-      <w:r>
-        <w:t xml:space="preserve"> </w:t>
-      </w:r>
-      <w:r>
-        <w:rPr>
-          <w:rStyle w:val="VerbatimChar"/>
-        </w:rPr>
-        <w:t xml:space="preserve">"Gentoo"</w:t>
-      </w:r>
-      <w:r>
-        <w:t xml:space="preserve"> </w:t>
-      </w:r>
-      <w:r>
-        <w:t xml:space="preserve">the reference (first) level of</w:t>
-      </w:r>
-      <w:r>
-        <w:t xml:space="preserve"> </w:t>
-      </w:r>
-      <w:r>
-        <w:rPr>
-          <w:rStyle w:val="VerbatimChar"/>
-        </w:rPr>
-        <w:t xml:space="preserve">species</w:t>
-      </w:r>
-      <w:r>
-        <w:t xml:space="preserve">.</w:t>
-      </w:r>
-    </w:p>
-    <w:p>
-      <w:pPr>
-        <w:pStyle w:val="SourceCode"/>
-      </w:pPr>
-      <w:r>
-        <w:rPr>
-          <w:rStyle w:val="CommentTok"/>
-        </w:rPr>
-        <w:t xml:space="preserve"># Your code:</w:t>
-      </w:r>
-    </w:p>
-    <w:p>
-      <w:r>
-        <w:pict>
-          <v:rect style="width:0;height:1.5pt" o:hralign="center" o:hrstd="t" o:hr="t"/>
-        </w:pict>
-      </w:r>
-    </w:p>
-    <w:bookmarkEnd w:id="23"/>
     <w:bookmarkEnd w:id="24"/>
-    <w:bookmarkStart w:id="26" w:name="question-8-multiple-choice-ghost-levels"/>
-    <w:p>
-      <w:pPr>
-        <w:pStyle w:val="Heading1"/>
-      </w:pPr>
-      <w:r>
-        <w:t xml:space="preserve">Question 8 · Multiple choice — ghost levels</w:t>
-      </w:r>
-    </w:p>
-    <w:bookmarkStart w:id="25" w:name="X280f2c78b79ec692cc230ac53e86018ac2f0e6e"/>
-    <w:p>
-      <w:pPr>
-        <w:pStyle w:val="Heading3"/>
-      </w:pPr>
-      <w:r>
-        <w:t xml:space="preserve">You</w:t>
-      </w:r>
-      <w:r>
-        <w:t xml:space="preserve"> </w:t>
-      </w:r>
-      <w:r>
-        <w:rPr>
-          <w:rStyle w:val="VerbatimChar"/>
-        </w:rPr>
-        <w:t xml:space="preserve">filter(species != "Gentoo")</w:t>
-      </w:r>
-      <w:r>
-        <w:t xml:space="preserve"> </w:t>
-      </w:r>
-      <w:r>
-        <w:t xml:space="preserve">but a boxplot still shows an empty</w:t>
-      </w:r>
-      <w:r>
-        <w:t xml:space="preserve"> </w:t>
-      </w:r>
-      <w:r>
-        <w:t xml:space="preserve">“Gentoo”</w:t>
-      </w:r>
-      <w:r>
-        <w:t xml:space="preserve"> </w:t>
-      </w:r>
-      <w:r>
-        <w:t xml:space="preserve">slot. Why, and what fixes it?</w:t>
-      </w:r>
-    </w:p>
-    <w:p>
-      <w:pPr>
-        <w:pStyle w:val="SourceCode"/>
-      </w:pPr>
-      <w:r>
-        <w:rPr>
-          <w:rStyle w:val="VerbatimChar"/>
-        </w:rPr>
-        <w:t xml:space="preserve">A)  filter() removes rows, not levels; add fct_drop()</w:t>
-      </w:r>
-      <w:r>
-        <w:br/>
-      </w:r>
-      <w:r>
-        <w:rPr>
-          <w:rStyle w:val="VerbatimChar"/>
-        </w:rPr>
-        <w:t xml:space="preserve">B)  filter() is broken; use select()</w:t>
-      </w:r>
-      <w:r>
-        <w:br/>
-      </w:r>
-      <w:r>
-        <w:rPr>
-          <w:rStyle w:val="VerbatimChar"/>
-        </w:rPr>
-        <w:t xml:space="preserve">C)  You must re-import the data</w:t>
-      </w:r>
-      <w:r>
-        <w:br/>
-      </w:r>
-      <w:r>
-        <w:rPr>
-          <w:rStyle w:val="VerbatimChar"/>
-        </w:rPr>
-        <w:t xml:space="preserve">D)  ggplot has a bug; ignore it</w:t>
-      </w:r>
-    </w:p>
-    <w:p>
-      <w:pPr>
-        <w:pStyle w:val="FirstParagraph"/>
-      </w:pPr>
-      <w:r>
-        <w:t xml:space="preserve">Your answer:</w:t>
-      </w:r>
-    </w:p>
-    <w:p>
-      <w:pPr>
-        <w:pStyle w:val="SourceCode"/>
-      </w:pPr>
-    </w:p>
-    <w:p>
-      <w:r>
-        <w:pict>
-          <v:rect style="width:0;height:1.5pt" o:hralign="center" o:hrstd="t" o:hr="t"/>
-        </w:pict>
-      </w:r>
-    </w:p>
     <w:bookmarkEnd w:id="25"/>
-    <w:bookmarkEnd w:id="26"/>
-    <w:bookmarkStart w:id="28" w:name="question-9-true-false"/>
-    <w:p>
-      <w:pPr>
-        <w:pStyle w:val="Heading1"/>
-      </w:pPr>
-      <w:r>
-        <w:t xml:space="preserve">Question 9 · True / False</w:t>
-      </w:r>
-    </w:p>
-    <w:bookmarkStart w:id="27" w:name="X2b692b3d43bbb36b07df95b71826472684bab58"/>
-    <w:p>
-      <w:pPr>
-        <w:pStyle w:val="Heading3"/>
-      </w:pPr>
-      <w:r>
-        <w:rPr>
-          <w:rStyle w:val="VerbatimChar"/>
-        </w:rPr>
-        <w:t xml:space="preserve">library(forcats)</w:t>
-      </w:r>
-      <w:r>
-        <w:t xml:space="preserve"> </w:t>
-      </w:r>
-      <w:r>
-        <w:t xml:space="preserve">must be loaded separately before you can use</w:t>
-      </w:r>
-      <w:r>
-        <w:t xml:space="preserve"> </w:t>
-      </w:r>
-      <w:r>
-        <w:rPr>
-          <w:rStyle w:val="VerbatimChar"/>
-        </w:rPr>
-        <w:t xml:space="preserve">fct_reorder()</w:t>
-      </w:r>
-      <w:r>
-        <w:t xml:space="preserve">.</w:t>
-      </w:r>
-    </w:p>
-    <w:p>
-      <w:pPr>
-        <w:pStyle w:val="SourceCode"/>
-      </w:pPr>
-      <w:r>
-        <w:rPr>
-          <w:rStyle w:val="VerbatimChar"/>
-        </w:rPr>
-        <w:t xml:space="preserve">TRUE        FALSE</w:t>
-      </w:r>
-    </w:p>
-    <w:p>
-      <w:pPr>
-        <w:pStyle w:val="FirstParagraph"/>
-      </w:pPr>
-      <w:r>
-        <w:t xml:space="preserve">Your answer:</w:t>
-      </w:r>
-    </w:p>
-    <w:p>
-      <w:pPr>
-        <w:pStyle w:val="SourceCode"/>
-      </w:pPr>
-    </w:p>
-    <w:p>
-      <w:r>
-        <w:pict>
-          <v:rect style="width:0;height:1.5pt" o:hralign="center" o:hrstd="t" o:hr="t"/>
-        </w:pict>
-      </w:r>
-    </w:p>
-    <w:bookmarkEnd w:id="27"/>
-    <w:bookmarkEnd w:id="28"/>
-    <w:bookmarkStart w:id="30" w:name="question-10-short-answer-why-reorder"/>
-    <w:p>
-      <w:pPr>
-        <w:pStyle w:val="Heading1"/>
-      </w:pPr>
-      <w:r>
-        <w:t xml:space="preserve">Question 10 · Short answer — why reorder?</w:t>
-      </w:r>
-    </w:p>
-    <w:bookmarkStart w:id="29" w:name="X473a4f8c3abfd141f9845758a56ea4ff6edcd63"/>
-    <w:p>
-      <w:pPr>
-        <w:pStyle w:val="Heading3"/>
-      </w:pPr>
-      <w:r>
-        <w:t xml:space="preserve">In one sentence, why is reordering a factor by a value (not alphabetically) usually better for a reader?</w:t>
-      </w:r>
-    </w:p>
-    <w:p>
-      <w:pPr>
-        <w:pStyle w:val="SourceCode"/>
-      </w:pPr>
-    </w:p>
-    <w:p>
-      <w:r>
-        <w:pict>
-          <v:rect style="width:0;height:1.5pt" o:hralign="center" o:hrstd="t" o:hr="t"/>
-        </w:pict>
-      </w:r>
-    </w:p>
-    <w:bookmarkEnd w:id="29"/>
-    <w:bookmarkEnd w:id="30"/>
-    <w:bookmarkStart w:id="32" w:name="X19fac04d5a5d6dbca660e85fda058eb10015d87"/>
+    <w:bookmarkStart w:id="26" w:name="X19fac04d5a5d6dbca660e85fda058eb10015d87"/>
     <w:p>
       <w:pPr>
         <w:pStyle w:val="Heading1"/>
@@ -1009,9 +1785,10 @@
         <w:tblLook w:firstRow="1" w:lastRow="0" w:firstColumn="0" w:lastColumn="0" w:noHBand="0" w:noVBand="0" w:val="0020"/>
       </w:tblPr>
       <w:tblGrid>
-        <w:gridCol w:w="2640"/>
-        <w:gridCol w:w="2640"/>
-        <w:gridCol w:w="2640"/>
+        <w:gridCol w:w="2436"/>
+        <w:gridCol w:w="1827"/>
+        <w:gridCol w:w="1827"/>
+        <w:gridCol w:w="1827"/>
       </w:tblGrid>
       <w:tr>
         <w:trPr>
@@ -1022,17 +1799,19 @@
           <w:p>
             <w:pPr>
               <w:pStyle w:val="Compact"/>
-            </w:pPr>
-            <w:r>
-              <w:t xml:space="preserve">Q</w:t>
-            </w:r>
-          </w:p>
-        </w:tc>
-        <w:tc>
-          <w:tcPr/>
-          <w:p>
-            <w:pPr>
-              <w:pStyle w:val="Compact"/>
+              <w:jc w:val="center"/>
+            </w:pPr>
+            <w:r>
+              <w:t xml:space="preserve">#</w:t>
+            </w:r>
+          </w:p>
+        </w:tc>
+        <w:tc>
+          <w:tcPr/>
+          <w:p>
+            <w:pPr>
+              <w:pStyle w:val="Compact"/>
+              <w:jc w:val="left"/>
             </w:pPr>
             <w:r>
               <w:t xml:space="preserve">Type</w:t>
@@ -1044,6 +1823,19 @@
           <w:p>
             <w:pPr>
               <w:pStyle w:val="Compact"/>
+              <w:jc w:val="left"/>
+            </w:pPr>
+            <w:r>
+              <w:t xml:space="preserve">Topic</w:t>
+            </w:r>
+          </w:p>
+        </w:tc>
+        <w:tc>
+          <w:tcPr/>
+          <w:p>
+            <w:pPr>
+              <w:pStyle w:val="Compact"/>
+              <w:jc w:val="left"/>
             </w:pPr>
             <w:r>
               <w:t xml:space="preserve">Answer</w:t>
@@ -1057,6 +1849,7 @@
           <w:p>
             <w:pPr>
               <w:pStyle w:val="Compact"/>
+              <w:jc w:val="center"/>
             </w:pPr>
             <w:r>
               <w:t xml:space="preserve">1</w:t>
@@ -1068,6 +1861,7 @@
           <w:p>
             <w:pPr>
               <w:pStyle w:val="Compact"/>
+              <w:jc w:val="left"/>
             </w:pPr>
             <w:r>
               <w:t xml:space="preserve">T/F</w:t>
@@ -1079,13 +1873,26 @@
           <w:p>
             <w:pPr>
               <w:pStyle w:val="Compact"/>
+              <w:jc w:val="left"/>
+            </w:pPr>
+            <w:r>
+              <w:t xml:space="preserve">level order</w:t>
+            </w:r>
+          </w:p>
+        </w:tc>
+        <w:tc>
+          <w:tcPr/>
+          <w:p>
+            <w:pPr>
+              <w:pStyle w:val="Compact"/>
+              <w:jc w:val="left"/>
             </w:pPr>
             <w:r>
               <w:rPr>
                 <w:b/>
                 <w:bCs/>
               </w:rPr>
-              <w:t xml:space="preserve">TRUE</w:t>
+              <w:t xml:space="preserve">True</w:t>
             </w:r>
           </w:p>
         </w:tc>
@@ -1096,6 +1903,7 @@
           <w:p>
             <w:pPr>
               <w:pStyle w:val="Compact"/>
+              <w:jc w:val="center"/>
             </w:pPr>
             <w:r>
               <w:t xml:space="preserve">2</w:t>
@@ -1107,6 +1915,7 @@
           <w:p>
             <w:pPr>
               <w:pStyle w:val="Compact"/>
+              <w:jc w:val="left"/>
             </w:pPr>
             <w:r>
               <w:t xml:space="preserve">MC</w:t>
@@ -1118,13 +1927,26 @@
           <w:p>
             <w:pPr>
               <w:pStyle w:val="Compact"/>
+              <w:jc w:val="left"/>
+            </w:pPr>
+            <w:r>
+              <w:t xml:space="preserve">level order</w:t>
+            </w:r>
+          </w:p>
+        </w:tc>
+        <w:tc>
+          <w:tcPr/>
+          <w:p>
+            <w:pPr>
+              <w:pStyle w:val="Compact"/>
+              <w:jc w:val="left"/>
             </w:pPr>
             <w:r>
               <w:rPr>
                 <w:b/>
                 <w:bCs/>
               </w:rPr>
-              <w:t xml:space="preserve">B</w:t>
+              <w:t xml:space="preserve">b</w:t>
             </w:r>
             <w:r>
               <w:t xml:space="preserve"> </w:t>
@@ -1141,6 +1963,7 @@
           <w:p>
             <w:pPr>
               <w:pStyle w:val="Compact"/>
+              <w:jc w:val="center"/>
             </w:pPr>
             <w:r>
               <w:t xml:space="preserve">3</w:t>
@@ -1152,80 +1975,38 @@
           <w:p>
             <w:pPr>
               <w:pStyle w:val="Compact"/>
-            </w:pPr>
-            <w:r>
-              <w:t xml:space="preserve">Match</w:t>
-            </w:r>
-          </w:p>
-        </w:tc>
-        <w:tc>
-          <w:tcPr/>
-          <w:p>
-            <w:pPr>
-              <w:pStyle w:val="Compact"/>
-            </w:pPr>
-            <w:r>
-              <w:t xml:space="preserve">1–C, 2–A, 3–E, 4–B, 5–D</w:t>
-            </w:r>
-          </w:p>
-        </w:tc>
-      </w:tr>
-      <w:tr>
-        <w:tc>
-          <w:tcPr/>
-          <w:p>
-            <w:pPr>
-              <w:pStyle w:val="Compact"/>
-            </w:pPr>
-            <w:r>
-              <w:t xml:space="preserve">4</w:t>
-            </w:r>
-          </w:p>
-        </w:tc>
-        <w:tc>
-          <w:tcPr/>
-          <w:p>
-            <w:pPr>
-              <w:pStyle w:val="Compact"/>
-            </w:pPr>
-            <w:r>
-              <w:t xml:space="preserve">Predict</w:t>
-            </w:r>
-          </w:p>
-        </w:tc>
-        <w:tc>
-          <w:tcPr/>
-          <w:p>
-            <w:pPr>
-              <w:pStyle w:val="Compact"/>
+              <w:jc w:val="left"/>
+            </w:pPr>
+            <w:r>
+              <w:t xml:space="preserve">T/F</w:t>
+            </w:r>
+          </w:p>
+        </w:tc>
+        <w:tc>
+          <w:tcPr/>
+          <w:p>
+            <w:pPr>
+              <w:pStyle w:val="Compact"/>
+              <w:jc w:val="left"/>
+            </w:pPr>
+            <w:r>
+              <w:t xml:space="preserve">level order</w:t>
+            </w:r>
+          </w:p>
+        </w:tc>
+        <w:tc>
+          <w:tcPr/>
+          <w:p>
+            <w:pPr>
+              <w:pStyle w:val="Compact"/>
+              <w:jc w:val="left"/>
             </w:pPr>
             <w:r>
               <w:rPr>
                 <w:b/>
                 <w:bCs/>
               </w:rPr>
-              <w:t xml:space="preserve">1 2 3</w:t>
-            </w:r>
-            <w:r>
-              <w:t xml:space="preserve"> </w:t>
-            </w:r>
-            <w:r>
-              <w:t xml:space="preserve">—</w:t>
-            </w:r>
-            <w:r>
-              <w:t xml:space="preserve"> </w:t>
-            </w:r>
-            <w:r>
-              <w:rPr>
-                <w:rStyle w:val="VerbatimChar"/>
-              </w:rPr>
-              <w:t xml:space="preserve">as.numeric()</w:t>
-            </w:r>
-            <w:r>
-              <w:t xml:space="preserve"> </w:t>
-            </w:r>
-            <w:r>
-              <w:t xml:space="preserve">returns the integer level codes, not the labels</w:t>
+              <w:t xml:space="preserve">True</w:t>
             </w:r>
           </w:p>
         </w:tc>
@@ -1236,158 +2017,569 @@
           <w:p>
             <w:pPr>
               <w:pStyle w:val="Compact"/>
-            </w:pPr>
-            <w:r>
-              <w:t xml:space="preserve">5</w:t>
-            </w:r>
-          </w:p>
-        </w:tc>
-        <w:tc>
-          <w:tcPr/>
-          <w:p>
-            <w:pPr>
-              <w:pStyle w:val="Compact"/>
-            </w:pPr>
-            <w:r>
-              <w:t xml:space="preserve">Code</w:t>
-            </w:r>
-          </w:p>
-        </w:tc>
-        <w:tc>
-          <w:tcPr/>
-          <w:p>
-            <w:pPr>
-              <w:pStyle w:val="Compact"/>
-            </w:pPr>
-            <w:r>
-              <w:t xml:space="preserve">See below</w:t>
-            </w:r>
-          </w:p>
-        </w:tc>
-      </w:tr>
-      <w:tr>
-        <w:tc>
-          <w:tcPr/>
-          <w:p>
-            <w:pPr>
-              <w:pStyle w:val="Compact"/>
-            </w:pPr>
-            <w:r>
-              <w:t xml:space="preserve">6</w:t>
-            </w:r>
-          </w:p>
-        </w:tc>
-        <w:tc>
-          <w:tcPr/>
-          <w:p>
-            <w:pPr>
-              <w:pStyle w:val="Compact"/>
-            </w:pPr>
-            <w:r>
-              <w:t xml:space="preserve">Error</w:t>
-            </w:r>
-          </w:p>
-        </w:tc>
-        <w:tc>
-          <w:tcPr/>
-          <w:p>
-            <w:pPr>
-              <w:pStyle w:val="Compact"/>
-            </w:pPr>
-            <w:r>
-              <w:rPr>
-                <w:rStyle w:val="VerbatimChar"/>
-              </w:rPr>
-              <w:t xml:space="preserve">x &lt;- as.numeric(as.character(years))</w:t>
-            </w:r>
-            <w:r>
-              <w:t xml:space="preserve"> </w:t>
-            </w:r>
-            <w:r>
-              <w:t xml:space="preserve">— convert to character first</w:t>
-            </w:r>
-          </w:p>
-        </w:tc>
-      </w:tr>
-      <w:tr>
-        <w:tc>
-          <w:tcPr/>
-          <w:p>
-            <w:pPr>
-              <w:pStyle w:val="Compact"/>
-            </w:pPr>
-            <w:r>
-              <w:t xml:space="preserve">7</w:t>
-            </w:r>
-          </w:p>
-        </w:tc>
-        <w:tc>
-          <w:tcPr/>
-          <w:p>
-            <w:pPr>
-              <w:pStyle w:val="Compact"/>
-            </w:pPr>
-            <w:r>
-              <w:t xml:space="preserve">Code</w:t>
-            </w:r>
-          </w:p>
-        </w:tc>
-        <w:tc>
-          <w:tcPr/>
-          <w:p>
-            <w:pPr>
-              <w:pStyle w:val="Compact"/>
-            </w:pPr>
-            <w:r>
-              <w:rPr>
-                <w:rStyle w:val="VerbatimChar"/>
-              </w:rPr>
-              <w:t xml:space="preserve">mutate(species = fct_relevel(species, "Gentoo"))</w:t>
-            </w:r>
-          </w:p>
-        </w:tc>
-      </w:tr>
-      <w:tr>
-        <w:tc>
-          <w:tcPr/>
-          <w:p>
-            <w:pPr>
-              <w:pStyle w:val="Compact"/>
-            </w:pPr>
-            <w:r>
-              <w:t xml:space="preserve">8</w:t>
-            </w:r>
-          </w:p>
-        </w:tc>
-        <w:tc>
-          <w:tcPr/>
-          <w:p>
-            <w:pPr>
-              <w:pStyle w:val="Compact"/>
-            </w:pPr>
-            <w:r>
-              <w:t xml:space="preserve">MC</w:t>
-            </w:r>
-          </w:p>
-        </w:tc>
-        <w:tc>
-          <w:tcPr/>
-          <w:p>
-            <w:pPr>
-              <w:pStyle w:val="Compact"/>
+              <w:jc w:val="center"/>
+            </w:pPr>
+            <w:r>
+              <w:t xml:space="preserve">4</w:t>
+            </w:r>
+          </w:p>
+        </w:tc>
+        <w:tc>
+          <w:tcPr/>
+          <w:p>
+            <w:pPr>
+              <w:pStyle w:val="Compact"/>
+              <w:jc w:val="left"/>
+            </w:pPr>
+            <w:r>
+              <w:t xml:space="preserve">T/F</w:t>
+            </w:r>
+          </w:p>
+        </w:tc>
+        <w:tc>
+          <w:tcPr/>
+          <w:p>
+            <w:pPr>
+              <w:pStyle w:val="Compact"/>
+              <w:jc w:val="left"/>
+            </w:pPr>
+            <w:r>
+              <w:t xml:space="preserve">level order</w:t>
+            </w:r>
+          </w:p>
+        </w:tc>
+        <w:tc>
+          <w:tcPr/>
+          <w:p>
+            <w:pPr>
+              <w:pStyle w:val="Compact"/>
+              <w:jc w:val="left"/>
             </w:pPr>
             <w:r>
               <w:rPr>
                 <w:b/>
                 <w:bCs/>
               </w:rPr>
-              <w:t xml:space="preserve">A</w:t>
+              <w:t xml:space="preserve">False</w:t>
             </w:r>
             <w:r>
               <w:t xml:space="preserve"> </w:t>
             </w:r>
             <w:r>
-              <w:t xml:space="preserve">— filter drops rows not levels;</w:t>
+              <w:t xml:space="preserve">— forcats loads with</w:t>
+            </w:r>
+            <w:r>
+              <w:t xml:space="preserve"> </w:t>
+            </w:r>
+            <w:r>
+              <w:rPr>
+                <w:rStyle w:val="VerbatimChar"/>
+              </w:rPr>
+              <w:t xml:space="preserve">library(tidyverse)</w:t>
+            </w:r>
+          </w:p>
+        </w:tc>
+      </w:tr>
+      <w:tr>
+        <w:tc>
+          <w:tcPr/>
+          <w:p>
+            <w:pPr>
+              <w:pStyle w:val="Compact"/>
+              <w:jc w:val="center"/>
+            </w:pPr>
+            <w:r>
+              <w:t xml:space="preserve">5</w:t>
+            </w:r>
+          </w:p>
+        </w:tc>
+        <w:tc>
+          <w:tcPr/>
+          <w:p>
+            <w:pPr>
+              <w:pStyle w:val="Compact"/>
+              <w:jc w:val="left"/>
+            </w:pPr>
+            <w:r>
+              <w:t xml:space="preserve">MC</w:t>
+            </w:r>
+          </w:p>
+        </w:tc>
+        <w:tc>
+          <w:tcPr/>
+          <w:p>
+            <w:pPr>
+              <w:pStyle w:val="Compact"/>
+              <w:jc w:val="left"/>
+            </w:pPr>
+            <w:r>
+              <w:t xml:space="preserve">fct_ family</w:t>
+            </w:r>
+          </w:p>
+        </w:tc>
+        <w:tc>
+          <w:tcPr/>
+          <w:p>
+            <w:pPr>
+              <w:pStyle w:val="Compact"/>
+              <w:jc w:val="left"/>
+            </w:pPr>
+            <w:r>
+              <w:rPr>
+                <w:b/>
+                <w:bCs/>
+              </w:rPr>
+              <w:t xml:space="preserve">a</w:t>
+            </w:r>
+          </w:p>
+        </w:tc>
+      </w:tr>
+      <w:tr>
+        <w:tc>
+          <w:tcPr/>
+          <w:p>
+            <w:pPr>
+              <w:pStyle w:val="Compact"/>
+              <w:jc w:val="center"/>
+            </w:pPr>
+            <w:r>
+              <w:t xml:space="preserve">6</w:t>
+            </w:r>
+          </w:p>
+        </w:tc>
+        <w:tc>
+          <w:tcPr/>
+          <w:p>
+            <w:pPr>
+              <w:pStyle w:val="Compact"/>
+              <w:jc w:val="left"/>
+            </w:pPr>
+            <w:r>
+              <w:t xml:space="preserve">MC</w:t>
+            </w:r>
+          </w:p>
+        </w:tc>
+        <w:tc>
+          <w:tcPr/>
+          <w:p>
+            <w:pPr>
+              <w:pStyle w:val="Compact"/>
+              <w:jc w:val="left"/>
+            </w:pPr>
+            <w:r>
+              <w:t xml:space="preserve">fct_ family</w:t>
+            </w:r>
+          </w:p>
+        </w:tc>
+        <w:tc>
+          <w:tcPr/>
+          <w:p>
+            <w:pPr>
+              <w:pStyle w:val="Compact"/>
+              <w:jc w:val="left"/>
+            </w:pPr>
+            <w:r>
+              <w:rPr>
+                <w:b/>
+                <w:bCs/>
+              </w:rPr>
+              <w:t xml:space="preserve">a</w:t>
+            </w:r>
+          </w:p>
+        </w:tc>
+      </w:tr>
+      <w:tr>
+        <w:tc>
+          <w:tcPr/>
+          <w:p>
+            <w:pPr>
+              <w:pStyle w:val="Compact"/>
+              <w:jc w:val="center"/>
+            </w:pPr>
+            <w:r>
+              <w:t xml:space="preserve">7</w:t>
+            </w:r>
+          </w:p>
+        </w:tc>
+        <w:tc>
+          <w:tcPr/>
+          <w:p>
+            <w:pPr>
+              <w:pStyle w:val="Compact"/>
+              <w:jc w:val="left"/>
+            </w:pPr>
+            <w:r>
+              <w:t xml:space="preserve">MC</w:t>
+            </w:r>
+          </w:p>
+        </w:tc>
+        <w:tc>
+          <w:tcPr/>
+          <w:p>
+            <w:pPr>
+              <w:pStyle w:val="Compact"/>
+              <w:jc w:val="left"/>
+            </w:pPr>
+            <w:r>
+              <w:t xml:space="preserve">fct_ family</w:t>
+            </w:r>
+          </w:p>
+        </w:tc>
+        <w:tc>
+          <w:tcPr/>
+          <w:p>
+            <w:pPr>
+              <w:pStyle w:val="Compact"/>
+              <w:jc w:val="left"/>
+            </w:pPr>
+            <w:r>
+              <w:rPr>
+                <w:b/>
+                <w:bCs/>
+              </w:rPr>
+              <w:t xml:space="preserve">a</w:t>
+            </w:r>
+          </w:p>
+        </w:tc>
+      </w:tr>
+      <w:tr>
+        <w:tc>
+          <w:tcPr/>
+          <w:p>
+            <w:pPr>
+              <w:pStyle w:val="Compact"/>
+              <w:jc w:val="center"/>
+            </w:pPr>
+            <w:r>
+              <w:t xml:space="preserve">8</w:t>
+            </w:r>
+          </w:p>
+        </w:tc>
+        <w:tc>
+          <w:tcPr/>
+          <w:p>
+            <w:pPr>
+              <w:pStyle w:val="Compact"/>
+              <w:jc w:val="left"/>
+            </w:pPr>
+            <w:r>
+              <w:t xml:space="preserve">MC</w:t>
+            </w:r>
+          </w:p>
+        </w:tc>
+        <w:tc>
+          <w:tcPr/>
+          <w:p>
+            <w:pPr>
+              <w:pStyle w:val="Compact"/>
+              <w:jc w:val="left"/>
+            </w:pPr>
+            <w:r>
+              <w:t xml:space="preserve">fct_ family</w:t>
+            </w:r>
+          </w:p>
+        </w:tc>
+        <w:tc>
+          <w:tcPr/>
+          <w:p>
+            <w:pPr>
+              <w:pStyle w:val="Compact"/>
+              <w:jc w:val="left"/>
+            </w:pPr>
+            <w:r>
+              <w:rPr>
+                <w:b/>
+                <w:bCs/>
+              </w:rPr>
+              <w:t xml:space="preserve">a</w:t>
+            </w:r>
+          </w:p>
+        </w:tc>
+      </w:tr>
+      <w:tr>
+        <w:tc>
+          <w:tcPr/>
+          <w:p>
+            <w:pPr>
+              <w:pStyle w:val="Compact"/>
+              <w:jc w:val="center"/>
+            </w:pPr>
+            <w:r>
+              <w:t xml:space="preserve">9</w:t>
+            </w:r>
+          </w:p>
+        </w:tc>
+        <w:tc>
+          <w:tcPr/>
+          <w:p>
+            <w:pPr>
+              <w:pStyle w:val="Compact"/>
+              <w:jc w:val="left"/>
+            </w:pPr>
+            <w:r>
+              <w:t xml:space="preserve">MC</w:t>
+            </w:r>
+          </w:p>
+        </w:tc>
+        <w:tc>
+          <w:tcPr/>
+          <w:p>
+            <w:pPr>
+              <w:pStyle w:val="Compact"/>
+              <w:jc w:val="left"/>
+            </w:pPr>
+            <w:r>
+              <w:t xml:space="preserve">fct_ family</w:t>
+            </w:r>
+          </w:p>
+        </w:tc>
+        <w:tc>
+          <w:tcPr/>
+          <w:p>
+            <w:pPr>
+              <w:pStyle w:val="Compact"/>
+              <w:jc w:val="left"/>
+            </w:pPr>
+            <w:r>
+              <w:rPr>
+                <w:b/>
+                <w:bCs/>
+              </w:rPr>
+              <w:t xml:space="preserve">a</w:t>
+            </w:r>
+          </w:p>
+        </w:tc>
+      </w:tr>
+      <w:tr>
+        <w:tc>
+          <w:tcPr/>
+          <w:p>
+            <w:pPr>
+              <w:pStyle w:val="Compact"/>
+              <w:jc w:val="center"/>
+            </w:pPr>
+            <w:r>
+              <w:t xml:space="preserve">10</w:t>
+            </w:r>
+          </w:p>
+        </w:tc>
+        <w:tc>
+          <w:tcPr/>
+          <w:p>
+            <w:pPr>
+              <w:pStyle w:val="Compact"/>
+              <w:jc w:val="left"/>
+            </w:pPr>
+            <w:r>
+              <w:t xml:space="preserve">Predict</w:t>
+            </w:r>
+          </w:p>
+        </w:tc>
+        <w:tc>
+          <w:tcPr/>
+          <w:p>
+            <w:pPr>
+              <w:pStyle w:val="Compact"/>
+              <w:jc w:val="left"/>
+            </w:pPr>
+            <w:r>
+              <w:t xml:space="preserve">traps</w:t>
+            </w:r>
+          </w:p>
+        </w:tc>
+        <w:tc>
+          <w:tcPr/>
+          <w:p>
+            <w:pPr>
+              <w:pStyle w:val="Compact"/>
+              <w:jc w:val="left"/>
+            </w:pPr>
+            <w:r>
+              <w:rPr>
+                <w:b/>
+                <w:bCs/>
+              </w:rPr>
+              <w:t xml:space="preserve">b</w:t>
+            </w:r>
+            <w:r>
+              <w:t xml:space="preserve"> </w:t>
+            </w:r>
+            <w:r>
+              <w:t xml:space="preserve">— the integer level codes</w:t>
+            </w:r>
+          </w:p>
+        </w:tc>
+      </w:tr>
+      <w:tr>
+        <w:tc>
+          <w:tcPr/>
+          <w:p>
+            <w:pPr>
+              <w:pStyle w:val="Compact"/>
+              <w:jc w:val="center"/>
+            </w:pPr>
+            <w:r>
+              <w:t xml:space="preserve">11</w:t>
+            </w:r>
+          </w:p>
+        </w:tc>
+        <w:tc>
+          <w:tcPr/>
+          <w:p>
+            <w:pPr>
+              <w:pStyle w:val="Compact"/>
+              <w:jc w:val="left"/>
+            </w:pPr>
+            <w:r>
+              <w:t xml:space="preserve">Fix</w:t>
+            </w:r>
+          </w:p>
+        </w:tc>
+        <w:tc>
+          <w:tcPr/>
+          <w:p>
+            <w:pPr>
+              <w:pStyle w:val="Compact"/>
+              <w:jc w:val="left"/>
+            </w:pPr>
+            <w:r>
+              <w:t xml:space="preserve">traps</w:t>
+            </w:r>
+          </w:p>
+        </w:tc>
+        <w:tc>
+          <w:tcPr/>
+          <w:p>
+            <w:pPr>
+              <w:pStyle w:val="Compact"/>
+              <w:jc w:val="left"/>
+            </w:pPr>
+            <w:r>
+              <w:rPr>
+                <w:b/>
+                <w:bCs/>
+              </w:rPr>
+              <w:t xml:space="preserve">b</w:t>
+            </w:r>
+            <w:r>
+              <w:t xml:space="preserve"> </w:t>
+            </w:r>
+            <w:r>
+              <w:t xml:space="preserve">— convert to character first</w:t>
+            </w:r>
+          </w:p>
+        </w:tc>
+      </w:tr>
+      <w:tr>
+        <w:tc>
+          <w:tcPr/>
+          <w:p>
+            <w:pPr>
+              <w:pStyle w:val="Compact"/>
+              <w:jc w:val="center"/>
+            </w:pPr>
+            <w:r>
+              <w:t xml:space="preserve">12</w:t>
+            </w:r>
+          </w:p>
+        </w:tc>
+        <w:tc>
+          <w:tcPr/>
+          <w:p>
+            <w:pPr>
+              <w:pStyle w:val="Compact"/>
+              <w:jc w:val="left"/>
+            </w:pPr>
+            <w:r>
+              <w:t xml:space="preserve">T/F</w:t>
+            </w:r>
+          </w:p>
+        </w:tc>
+        <w:tc>
+          <w:tcPr/>
+          <w:p>
+            <w:pPr>
+              <w:pStyle w:val="Compact"/>
+              <w:jc w:val="left"/>
+            </w:pPr>
+            <w:r>
+              <w:t xml:space="preserve">traps</w:t>
+            </w:r>
+          </w:p>
+        </w:tc>
+        <w:tc>
+          <w:tcPr/>
+          <w:p>
+            <w:pPr>
+              <w:pStyle w:val="Compact"/>
+              <w:jc w:val="left"/>
+            </w:pPr>
+            <w:r>
+              <w:rPr>
+                <w:b/>
+                <w:bCs/>
+              </w:rPr>
+              <w:t xml:space="preserve">True</w:t>
+            </w:r>
+          </w:p>
+        </w:tc>
+      </w:tr>
+      <w:tr>
+        <w:tc>
+          <w:tcPr/>
+          <w:p>
+            <w:pPr>
+              <w:pStyle w:val="Compact"/>
+              <w:jc w:val="center"/>
+            </w:pPr>
+            <w:r>
+              <w:t xml:space="preserve">13</w:t>
+            </w:r>
+          </w:p>
+        </w:tc>
+        <w:tc>
+          <w:tcPr/>
+          <w:p>
+            <w:pPr>
+              <w:pStyle w:val="Compact"/>
+              <w:jc w:val="left"/>
+            </w:pPr>
+            <w:r>
+              <w:t xml:space="preserve">Fix</w:t>
+            </w:r>
+          </w:p>
+        </w:tc>
+        <w:tc>
+          <w:tcPr/>
+          <w:p>
+            <w:pPr>
+              <w:pStyle w:val="Compact"/>
+              <w:jc w:val="left"/>
+            </w:pPr>
+            <w:r>
+              <w:t xml:space="preserve">traps</w:t>
+            </w:r>
+          </w:p>
+        </w:tc>
+        <w:tc>
+          <w:tcPr/>
+          <w:p>
+            <w:pPr>
+              <w:pStyle w:val="Compact"/>
+              <w:jc w:val="left"/>
+            </w:pPr>
+            <w:r>
+              <w:rPr>
+                <w:b/>
+                <w:bCs/>
+              </w:rPr>
+              <w:t xml:space="preserve">a</w:t>
+            </w:r>
+            <w:r>
+              <w:t xml:space="preserve"> </w:t>
+            </w:r>
+            <w:r>
+              <w:t xml:space="preserve">—</w:t>
             </w:r>
             <w:r>
               <w:t xml:space="preserve"> </w:t>
@@ -1398,12 +2590,6 @@
               </w:rPr>
               <w:t xml:space="preserve">fct_drop()</w:t>
             </w:r>
-            <w:r>
-              <w:t xml:space="preserve"> </w:t>
-            </w:r>
-            <w:r>
-              <w:t xml:space="preserve">clears the empty level</w:t>
-            </w:r>
           </w:p>
         </w:tc>
       </w:tr>
@@ -1413,173 +2599,61 @@
           <w:p>
             <w:pPr>
               <w:pStyle w:val="Compact"/>
-            </w:pPr>
-            <w:r>
-              <w:t xml:space="preserve">9</w:t>
-            </w:r>
-          </w:p>
-        </w:tc>
-        <w:tc>
-          <w:tcPr/>
-          <w:p>
-            <w:pPr>
-              <w:pStyle w:val="Compact"/>
-            </w:pPr>
-            <w:r>
-              <w:t xml:space="preserve">T/F</w:t>
-            </w:r>
-          </w:p>
-        </w:tc>
-        <w:tc>
-          <w:tcPr/>
-          <w:p>
-            <w:pPr>
-              <w:pStyle w:val="Compact"/>
+              <w:jc w:val="center"/>
+            </w:pPr>
+            <w:r>
+              <w:t xml:space="preserve">14</w:t>
+            </w:r>
+          </w:p>
+        </w:tc>
+        <w:tc>
+          <w:tcPr/>
+          <w:p>
+            <w:pPr>
+              <w:pStyle w:val="Compact"/>
+              <w:jc w:val="left"/>
+            </w:pPr>
+            <w:r>
+              <w:t xml:space="preserve">Predict</w:t>
+            </w:r>
+          </w:p>
+        </w:tc>
+        <w:tc>
+          <w:tcPr/>
+          <w:p>
+            <w:pPr>
+              <w:pStyle w:val="Compact"/>
+              <w:jc w:val="left"/>
+            </w:pPr>
+            <w:r>
+              <w:t xml:space="preserve">fct_ family</w:t>
+            </w:r>
+          </w:p>
+        </w:tc>
+        <w:tc>
+          <w:tcPr/>
+          <w:p>
+            <w:pPr>
+              <w:pStyle w:val="Compact"/>
+              <w:jc w:val="left"/>
             </w:pPr>
             <w:r>
               <w:rPr>
                 <w:b/>
                 <w:bCs/>
               </w:rPr>
-              <w:t xml:space="preserve">FALSE</w:t>
+              <w:t xml:space="preserve">b</w:t>
             </w:r>
             <w:r>
               <w:t xml:space="preserve"> </w:t>
             </w:r>
             <w:r>
-              <w:t xml:space="preserve">— forcats loads with</w:t>
-            </w:r>
-            <w:r>
-              <w:t xml:space="preserve"> </w:t>
-            </w:r>
-            <w:r>
-              <w:rPr>
-                <w:rStyle w:val="VerbatimChar"/>
-              </w:rPr>
-              <w:t xml:space="preserve">library(tidyverse)</w:t>
-            </w:r>
-          </w:p>
-        </w:tc>
-      </w:tr>
-      <w:tr>
-        <w:tc>
-          <w:tcPr/>
-          <w:p>
-            <w:pPr>
-              <w:pStyle w:val="Compact"/>
-            </w:pPr>
-            <w:r>
-              <w:t xml:space="preserve">10</w:t>
-            </w:r>
-          </w:p>
-        </w:tc>
-        <w:tc>
-          <w:tcPr/>
-          <w:p>
-            <w:pPr>
-              <w:pStyle w:val="Compact"/>
-            </w:pPr>
-            <w:r>
-              <w:t xml:space="preserve">Concept</w:t>
-            </w:r>
-          </w:p>
-        </w:tc>
-        <w:tc>
-          <w:tcPr/>
-          <w:p>
-            <w:pPr>
-              <w:pStyle w:val="Compact"/>
-            </w:pPr>
-            <w:r>
-              <w:t xml:space="preserve">Ordering by value makes the ranking instantly readable; alphabetical order carries no meaning</w:t>
+              <w:t xml:space="preserve">— most common first</w:t>
             </w:r>
           </w:p>
         </w:tc>
       </w:tr>
     </w:tbl>
-    <w:bookmarkStart w:id="31" w:name="q5-model-answer"/>
-    <w:p>
-      <w:pPr>
-        <w:pStyle w:val="Heading3"/>
-      </w:pPr>
-      <w:r>
-        <w:t xml:space="preserve">Q5 model answer</w:t>
-      </w:r>
-    </w:p>
-    <w:p>
-      <w:pPr>
-        <w:pStyle w:val="SourceCode"/>
-      </w:pPr>
-      <w:r>
-        <w:rPr>
-          <w:rStyle w:val="NormalTok"/>
-        </w:rPr>
-        <w:t xml:space="preserve">penguins_df </w:t>
-      </w:r>
-      <w:r>
-        <w:rPr>
-          <w:rStyle w:val="SpecialCharTok"/>
-        </w:rPr>
-        <w:t xml:space="preserve">%&gt;%</w:t>
-      </w:r>
-      <w:r>
-        <w:br/>
-      </w:r>
-      <w:r>
-        <w:rPr>
-          <w:rStyle w:val="NormalTok"/>
-        </w:rPr>
-        <w:t xml:space="preserve">  </w:t>
-      </w:r>
-      <w:r>
-        <w:rPr>
-          <w:rStyle w:val="FunctionTok"/>
-        </w:rPr>
-        <w:t xml:space="preserve">mutate</w:t>
-      </w:r>
-      <w:r>
-        <w:rPr>
-          <w:rStyle w:val="NormalTok"/>
-        </w:rPr>
-        <w:t xml:space="preserve">(</w:t>
-      </w:r>
-      <w:r>
-        <w:rPr>
-          <w:rStyle w:val="AttributeTok"/>
-        </w:rPr>
-        <w:t xml:space="preserve">species =</w:t>
-      </w:r>
-      <w:r>
-        <w:rPr>
-          <w:rStyle w:val="NormalTok"/>
-        </w:rPr>
-        <w:t xml:space="preserve"> </w:t>
-      </w:r>
-      <w:r>
-        <w:rPr>
-          <w:rStyle w:val="FunctionTok"/>
-        </w:rPr>
-        <w:t xml:space="preserve">fct_reorder</w:t>
-      </w:r>
-      <w:r>
-        <w:rPr>
-          <w:rStyle w:val="NormalTok"/>
-        </w:rPr>
-        <w:t xml:space="preserve">(species, body_mass_g, </w:t>
-      </w:r>
-      <w:r>
-        <w:rPr>
-          <w:rStyle w:val="AttributeTok"/>
-        </w:rPr>
-        <w:t xml:space="preserve">.fun =</w:t>
-      </w:r>
-      <w:r>
-        <w:rPr>
-          <w:rStyle w:val="NormalTok"/>
-        </w:rPr>
-        <w:t xml:space="preserve"> median))</w:t>
-      </w:r>
-    </w:p>
     <w:p>
       <w:r>
         <w:pict>
@@ -1596,11 +2670,10 @@
           <w:i/>
           <w:iCs/>
         </w:rPr>
-        <w:t xml:space="preserve">End of Quiz 10.</w:t>
-      </w:r>
-    </w:p>
-    <w:bookmarkEnd w:id="31"/>
-    <w:bookmarkEnd w:id="32"/>
+        <w:t xml:space="preserve">End of Quiz 10 bank.</w:t>
+      </w:r>
+    </w:p>
+    <w:bookmarkEnd w:id="26"/>
     <w:sectPr>
       <w:pgSz w:h="15840" w:w="12240"/>
       <w:pgMar w:bottom="1440" w:footer="720" w:gutter="0" w:header="720" w:left="1440" w:right="1440" w:top="1440"/>

--- a/docs/quizzes/10_quiz_factors.docx
+++ b/docs/quizzes/10_quiz_factors.docx
@@ -31,7 +31,7 @@
         <w:pStyle w:val="Date"/>
       </w:pPr>
       <w:r>
-        <w:t xml:space="preserve">2026-09-10</w:t>
+        <w:t xml:space="preserve">2026-09-14</w:t>
       </w:r>
     </w:p>
     <w:p>

--- a/docs/quizzes/10_quiz_factors.docx
+++ b/docs/quizzes/10_quiz_factors.docx
@@ -3722,7 +3722,6 @@
         <w:bottom w:color="FF0000" w:space="1" w:sz="8" w:val="single"/>
         <w:right w:color="FF0000" w:space="4" w:sz="8" w:val="single"/>
       </w:pBdr>
-      <w:shd w:color="auto" w:fill="auto" w:val="pct15"/>
       <w:spacing w:after="120" w:before="120"/>
       <w:ind w:left="432" w:right="432"/>
     </w:pPr>
@@ -3743,7 +3742,6 @@
         <w:bottom w:color="auto" w:space="1" w:sz="8" w:val="single"/>
         <w:right w:color="auto" w:space="4" w:sz="8" w:val="single"/>
       </w:pBdr>
-      <w:shd w:color="auto" w:fill="auto" w:val="pct15"/>
       <w:spacing w:after="240" w:before="240"/>
       <w:ind w:left="432" w:right="432"/>
     </w:pPr>
@@ -3758,7 +3756,6 @@
     <w:qFormat/>
     <w:rsid w:val="00771E03"/>
     <w:pPr>
-      <w:shd w:color="auto" w:fill="auto" w:val="pct15"/>
       <w:spacing w:after="240" w:before="240"/>
       <w:ind w:left="432" w:right="432"/>
     </w:pPr>

--- a/docs/quizzes/10_quiz_factors.docx
+++ b/docs/quizzes/10_quiz_factors.docx
@@ -31,7 +31,7 @@
         <w:pStyle w:val="Date"/>
       </w:pPr>
       <w:r>
-        <w:t xml:space="preserve">2026-09-14</w:t>
+        <w:t xml:space="preserve">2026-09-21</w:t>
       </w:r>
     </w:p>
     <w:p>

--- a/docs/quizzes/10_quiz_factors.docx
+++ b/docs/quizzes/10_quiz_factors.docx
@@ -31,7 +31,7 @@
         <w:pStyle w:val="Date"/>
       </w:pPr>
       <w:r>
-        <w:t xml:space="preserve">2026-09-22</w:t>
+        <w:t xml:space="preserve">2026-09-23</w:t>
       </w:r>
     </w:p>
     <w:p>

--- a/docs/quizzes/10_quiz_factors.docx
+++ b/docs/quizzes/10_quiz_factors.docx
@@ -3805,6 +3805,252 @@
       <w:spacing w:after="100"/>
     </w:pPr>
   </w:style>
+  <w:style w:styleId="BodyText" w:type="paragraph">
+    <w:name w:val="Body Text"/>
+    <w:basedOn w:val="Normal"/>
+    <w:link w:val="BodyTextChar"/>
+    <w:qFormat/>
+    <w:pPr>
+      <w:spacing w:after="180" w:before="180"/>
+    </w:pPr>
+  </w:style>
+  <w:style w:customStyle="1" w:styleId="FirstParagraph" w:type="paragraph">
+    <w:name w:val="First Paragraph"/>
+    <w:basedOn w:val="BodyText"/>
+    <w:next w:val="BodyText"/>
+    <w:qFormat/>
+  </w:style>
+  <w:style w:customStyle="1" w:styleId="Compact" w:type="paragraph">
+    <w:name w:val="Compact"/>
+    <w:basedOn w:val="BodyText"/>
+    <w:qFormat/>
+    <w:pPr>
+      <w:spacing w:after="36" w:before="36"/>
+    </w:pPr>
+  </w:style>
+  <w:style w:customStyle="1" w:styleId="Author" w:type="paragraph">
+    <w:name w:val="Author"/>
+    <w:basedOn w:val="Title"/>
+    <w:next w:val="BodyText"/>
+    <w:qFormat/>
+    <w:pPr>
+      <w:keepNext/>
+      <w:keepLines/>
+    </w:pPr>
+    <w:rPr>
+      <w:sz w:val="24"/>
+      <w:szCs w:val="24"/>
+    </w:rPr>
+  </w:style>
+  <w:style w:styleId="Date" w:type="paragraph">
+    <w:name w:val="Date"/>
+    <w:basedOn w:val="Title"/>
+    <w:next w:val="BodyText"/>
+    <w:qFormat/>
+    <w:pPr>
+      <w:keepNext/>
+      <w:keepLines/>
+    </w:pPr>
+    <w:rPr>
+      <w:sz w:val="24"/>
+      <w:szCs w:val="24"/>
+    </w:rPr>
+  </w:style>
+  <w:style w:customStyle="1" w:styleId="AbstractTitle" w:type="paragraph">
+    <w:name w:val="Abstract Title"/>
+    <w:basedOn w:val="Normal"/>
+    <w:next w:val="Abstract"/>
+    <w:qFormat/>
+    <w:pPr>
+      <w:keepNext/>
+      <w:keepLines/>
+      <w:spacing w:after="0" w:before="300"/>
+      <w:jc w:val="center"/>
+    </w:pPr>
+    <w:rPr>
+      <w:b/>
+      <w:sz w:val="20"/>
+      <w:szCs w:val="20"/>
+    </w:rPr>
+  </w:style>
+  <w:style w:customStyle="1" w:styleId="Abstract" w:type="paragraph">
+    <w:name w:val="Abstract"/>
+    <w:basedOn w:val="Normal"/>
+    <w:next w:val="BodyText"/>
+    <w:qFormat/>
+    <w:pPr>
+      <w:keepNext/>
+      <w:keepLines/>
+      <w:spacing w:after="300" w:before="100"/>
+    </w:pPr>
+    <w:rPr>
+      <w:sz w:val="20"/>
+      <w:szCs w:val="20"/>
+    </w:rPr>
+  </w:style>
+  <w:style w:styleId="Bibliography" w:type="paragraph">
+    <w:name w:val="Bibliography"/>
+    <w:basedOn w:val="Normal"/>
+    <w:next w:val="Bibliography"/>
+    <w:qFormat/>
+    <w:pPr/>
+    <w:rPr/>
+  </w:style>
+  <w:style w:styleId="BlockText" w:type="paragraph">
+    <w:name w:val="Block Text"/>
+    <w:basedOn w:val="BodyText"/>
+    <w:next w:val="BodyText"/>
+    <w:uiPriority w:val="9"/>
+    <w:unhideWhenUsed/>
+    <w:qFormat/>
+    <w:pPr>
+      <w:spacing w:after="100" w:before="100"/>
+      <w:ind w:firstLine="0" w:left="480" w:right="480"/>
+    </w:pPr>
+  </w:style>
+  <w:style w:styleId="FootnoteText" w:type="paragraph">
+    <w:name w:val="Footnote Text"/>
+    <w:basedOn w:val="Normal"/>
+    <w:next w:val="FootnoteText"/>
+    <w:uiPriority w:val="9"/>
+    <w:unhideWhenUsed/>
+    <w:qFormat/>
+  </w:style>
+  <w:style w:styleId="FootnoteBlockText" w:type="paragraph">
+    <w:name w:val="Footnote Block Text"/>
+    <w:basedOn w:val="FootnoteText"/>
+    <w:next w:val="FootnoteText"/>
+    <w:uiPriority w:val="9"/>
+    <w:unhideWhenUsed/>
+    <w:qFormat/>
+    <w:pPr>
+      <w:spacing w:after="100" w:before="100"/>
+      <w:ind w:firstLine="0" w:left="480" w:right="480"/>
+    </w:pPr>
+  </w:style>
+  <w:style w:styleId="Table" w:type="table">
+    <w:name w:val="Table"/>
+    <w:basedOn w:val="TableNormal"/>
+    <w:semiHidden/>
+    <w:unhideWhenUsed/>
+    <w:qFormat/>
+    <w:tblPr>
+      <w:tblInd w:type="dxa" w:w="0"/>
+      <w:tblCellMar>
+        <w:top w:type="dxa" w:w="0"/>
+        <w:left w:type="dxa" w:w="108"/>
+        <w:bottom w:type="dxa" w:w="0"/>
+        <w:right w:type="dxa" w:w="108"/>
+      </w:tblCellMar>
+    </w:tblPr>
+    <w:tblStylePr w:type="firstRow">
+      <w:tcPr>
+        <w:tcBorders>
+          <w:bottom w:val="single"/>
+        </w:tcBorders>
+        <w:vAlign w:val="bottom"/>
+      </w:tcPr>
+    </w:tblStylePr>
+  </w:style>
+  <w:style w:customStyle="1" w:styleId="DefinitionTerm" w:type="paragraph">
+    <w:name w:val="Definition Term"/>
+    <w:basedOn w:val="Normal"/>
+    <w:next w:val="Definition"/>
+    <w:pPr>
+      <w:keepNext/>
+      <w:keepLines/>
+      <w:spacing w:after="0"/>
+    </w:pPr>
+    <w:rPr>
+      <w:b/>
+    </w:rPr>
+  </w:style>
+  <w:style w:customStyle="1" w:styleId="Definition" w:type="paragraph">
+    <w:name w:val="Definition"/>
+    <w:basedOn w:val="Normal"/>
+  </w:style>
+  <w:style w:styleId="Caption" w:type="paragraph">
+    <w:name w:val="Caption"/>
+    <w:basedOn w:val="Normal"/>
+    <w:link w:val="BodyTextChar"/>
+    <w:pPr>
+      <w:spacing w:after="120" w:before="0"/>
+    </w:pPr>
+    <w:rPr>
+      <w:i/>
+    </w:rPr>
+  </w:style>
+  <w:style w:customStyle="1" w:styleId="TableCaption" w:type="paragraph">
+    <w:name w:val="Table Caption"/>
+    <w:basedOn w:val="Caption"/>
+    <w:pPr>
+      <w:keepNext/>
+    </w:pPr>
+  </w:style>
+  <w:style w:customStyle="1" w:styleId="ImageCaption" w:type="paragraph">
+    <w:name w:val="Image Caption"/>
+    <w:basedOn w:val="Caption"/>
+  </w:style>
+  <w:style w:customStyle="1" w:styleId="Figure" w:type="paragraph">
+    <w:name w:val="Figure"/>
+    <w:basedOn w:val="Normal"/>
+  </w:style>
+  <w:style w:customStyle="1" w:styleId="CaptionedFigure" w:type="paragraph">
+    <w:name w:val="Captioned Figure"/>
+    <w:basedOn w:val="Figure"/>
+    <w:pPr>
+      <w:keepNext/>
+    </w:pPr>
+  </w:style>
+  <w:style w:customStyle="1" w:styleId="BodyTextChar" w:type="character">
+    <w:name w:val="Body Text Char"/>
+    <w:basedOn w:val="DefaultParagraphFont"/>
+    <w:link w:val="BodyText"/>
+  </w:style>
+  <w:style w:customStyle="1" w:styleId="VerbatimChar" w:type="character">
+    <w:name w:val="Verbatim Char"/>
+    <w:basedOn w:val="BodyTextChar"/>
+    <w:rPr>
+      <w:rFonts w:ascii="Consolas" w:hAnsi="Consolas"/>
+      <w:sz w:val="22"/>
+    </w:rPr>
+  </w:style>
+  <w:style w:customStyle="1" w:styleId="SectionNumber" w:type="character">
+    <w:name w:val="Section Number"/>
+    <w:basedOn w:val="BodyTextChar"/>
+  </w:style>
+  <w:style w:styleId="FootnoteReference" w:type="character">
+    <w:name w:val="Footnote Reference"/>
+    <w:basedOn w:val="BodyTextChar"/>
+    <w:rPr>
+      <w:vertAlign w:val="superscript"/>
+    </w:rPr>
+  </w:style>
+  <w:style w:styleId="Hyperlink" w:type="character">
+    <w:name w:val="Hyperlink"/>
+    <w:basedOn w:val="BodyTextChar"/>
+    <w:rPr>
+      <w:color w:themeColor="accent1" w:val="4F81BD"/>
+    </w:rPr>
+  </w:style>
+  <w:style w:styleId="TOCHeading" w:type="paragraph">
+    <w:name w:val="TOC Heading"/>
+    <w:basedOn w:val="Heading1"/>
+    <w:next w:val="BodyText"/>
+    <w:uiPriority w:val="39"/>
+    <w:unhideWhenUsed/>
+    <w:qFormat/>
+    <w:pPr>
+      <w:spacing w:before="240" w:line="259" w:lineRule="auto"/>
+      <w:outlineLvl w:val="9"/>
+    </w:pPr>
+    <w:rPr>
+      <w:rFonts w:asciiTheme="majorHAnsi" w:cstheme="majorBidi" w:eastAsiaTheme="majorEastAsia" w:hAnsiTheme="majorHAnsi"/>
+      <w:b w:val="0"/>
+      <w:bCs w:val="0"/>
+      <w:color w:themeColor="accent1" w:themeShade="BF" w:val="365F91"/>
+    </w:rPr>
+  </w:style>
   <w:style w:type="character" w:customStyle="1" w:styleId="KeywordTok">
     <w:name w:val="KeywordTok"/>
     <w:basedOn w:val="VerbatimChar"/>

--- a/docs/quizzes/10_quiz_factors.docx
+++ b/docs/quizzes/10_quiz_factors.docx
@@ -2676,7 +2676,7 @@
     <w:bookmarkEnd w:id="26"/>
     <w:sectPr>
       <w:pgSz w:h="15840" w:w="12240"/>
-      <w:pgMar w:bottom="1440" w:footer="720" w:gutter="0" w:header="720" w:left="1440" w:right="1440" w:top="1440"/>
+      <w:pgMar w:bottom="720" w:footer="432" w:gutter="0" w:header="432" w:left="720" w:right="1008" w:top="720"/>
       <w:cols w:space="720"/>
       <w:docGrid w:linePitch="360"/>
     </w:sectPr>
@@ -2804,7 +2804,11 @@
         <w14:ligatures w14:val="standardContextual"/>
       </w:rPr>
     </w:rPrDefault>
-    <w:pPrDefault/>
+    <w:pPrDefault>
+      <w:pPr>
+        <w:spacing w:after="0" w:before="0" w:line="240" w:lineRule="auto"/>
+      </w:pPr>
+    </w:pPrDefault>
   </w:docDefaults>
   <w:latentStyles w:count="376" w:defLockedState="0" w:defQFormat="0" w:defSemiHidden="0" w:defUIPriority="99" w:defUnhideWhenUsed="0">
     <w:lsdException w:name="Normal" w:qFormat="1" w:uiPriority="0"/>
@@ -3604,7 +3608,7 @@
     <w:qFormat/>
     <w:rsid w:val="00AF5CF1"/>
     <w:pPr>
-      <w:spacing w:after="160" w:before="160"/>
+      <w:spacing w:after="0" w:before="0"/>
       <w:jc w:val="center"/>
     </w:pPr>
     <w:rPr>
@@ -3722,7 +3726,7 @@
         <w:bottom w:color="FF0000" w:space="1" w:sz="8" w:val="single"/>
         <w:right w:color="FF0000" w:space="4" w:sz="8" w:val="single"/>
       </w:pBdr>
-      <w:spacing w:after="120" w:before="120"/>
+      <w:spacing w:after="40" w:before="40"/>
       <w:ind w:left="432" w:right="432"/>
     </w:pPr>
     <w:rPr>
@@ -3742,7 +3746,7 @@
         <w:bottom w:color="auto" w:space="1" w:sz="8" w:val="single"/>
         <w:right w:color="auto" w:space="4" w:sz="8" w:val="single"/>
       </w:pBdr>
-      <w:spacing w:after="240" w:before="240"/>
+      <w:spacing w:after="40" w:before="40"/>
       <w:ind w:left="432" w:right="432"/>
     </w:pPr>
     <w:rPr>
@@ -3756,7 +3760,7 @@
     <w:qFormat/>
     <w:rsid w:val="00771E03"/>
     <w:pPr>
-      <w:spacing w:after="240" w:before="240"/>
+      <w:spacing w:after="40" w:before="40"/>
       <w:ind w:left="432" w:right="432"/>
     </w:pPr>
     <w:rPr>
@@ -3802,7 +3806,7 @@
     <w:unhideWhenUsed/>
     <w:rsid w:val="00322D32"/>
     <w:pPr>
-      <w:spacing w:after="100"/>
+      <w:spacing w:after="0" w:before="0"/>
     </w:pPr>
   </w:style>
   <w:style w:styleId="BodyText" w:type="paragraph">
@@ -3811,7 +3815,7 @@
     <w:link w:val="BodyTextChar"/>
     <w:qFormat/>
     <w:pPr>
-      <w:spacing w:after="180" w:before="180"/>
+      <w:spacing w:after="0" w:before="0"/>
     </w:pPr>
   </w:style>
   <w:style w:customStyle="1" w:styleId="FirstParagraph" w:type="paragraph">
@@ -3819,13 +3823,16 @@
     <w:basedOn w:val="BodyText"/>
     <w:next w:val="BodyText"/>
     <w:qFormat/>
+    <w:pPr>
+      <w:spacing w:after="0" w:before="0"/>
+    </w:pPr>
   </w:style>
   <w:style w:customStyle="1" w:styleId="Compact" w:type="paragraph">
     <w:name w:val="Compact"/>
     <w:basedOn w:val="BodyText"/>
     <w:qFormat/>
     <w:pPr>
-      <w:spacing w:after="36" w:before="36"/>
+      <w:spacing w:after="0" w:before="0"/>
     </w:pPr>
   </w:style>
   <w:style w:customStyle="1" w:styleId="Author" w:type="paragraph">
@@ -3904,7 +3911,7 @@
     <w:unhideWhenUsed/>
     <w:qFormat/>
     <w:pPr>
-      <w:spacing w:after="100" w:before="100"/>
+      <w:spacing w:after="0" w:before="0"/>
       <w:ind w:firstLine="0" w:left="480" w:right="480"/>
     </w:pPr>
   </w:style>
@@ -3974,7 +3981,7 @@
     <w:basedOn w:val="Normal"/>
     <w:link w:val="BodyTextChar"/>
     <w:pPr>
-      <w:spacing w:after="120" w:before="0"/>
+      <w:spacing w:after="0" w:before="0"/>
     </w:pPr>
     <w:rPr>
       <w:i/>
@@ -3984,21 +3991,29 @@
     <w:name w:val="Table Caption"/>
     <w:basedOn w:val="Caption"/>
     <w:pPr>
+      <w:spacing w:after="0" w:before="0"/>
       <w:keepNext/>
     </w:pPr>
   </w:style>
   <w:style w:customStyle="1" w:styleId="ImageCaption" w:type="paragraph">
     <w:name w:val="Image Caption"/>
     <w:basedOn w:val="Caption"/>
+    <w:pPr>
+      <w:spacing w:after="0" w:before="0"/>
+    </w:pPr>
   </w:style>
   <w:style w:customStyle="1" w:styleId="Figure" w:type="paragraph">
     <w:name w:val="Figure"/>
     <w:basedOn w:val="Normal"/>
+    <w:pPr>
+      <w:spacing w:after="0" w:before="0"/>
+    </w:pPr>
   </w:style>
   <w:style w:customStyle="1" w:styleId="CaptionedFigure" w:type="paragraph">
     <w:name w:val="Captioned Figure"/>
     <w:basedOn w:val="Figure"/>
     <w:pPr>
+      <w:spacing w:after="0" w:before="0"/>
       <w:keepNext/>
     </w:pPr>
   </w:style>
@@ -4011,8 +4026,8 @@
     <w:name w:val="Verbatim Char"/>
     <w:basedOn w:val="BodyTextChar"/>
     <w:rPr>
-      <w:rFonts w:ascii="Consolas" w:hAnsi="Consolas"/>
-      <w:sz w:val="22"/>
+      <w:rFonts w:ascii="Courier New" w:cs="Courier New" w:hAnsi="Courier New"/>
+      <w:sz w:val="20"/>
     </w:rPr>
   </w:style>
   <w:style w:customStyle="1" w:styleId="SectionNumber" w:type="character">

--- a/docs/quizzes/10_quiz_factors.docx
+++ b/docs/quizzes/10_quiz_factors.docx
@@ -31,7 +31,7 @@
         <w:pStyle w:val="Date"/>
       </w:pPr>
       <w:r>
-        <w:t xml:space="preserve">2026-09-23</w:t>
+        <w:t xml:space="preserve">2026-09-24</w:t>
       </w:r>
     </w:p>
     <w:p>

--- a/docs/quizzes/10_quiz_factors.docx
+++ b/docs/quizzes/10_quiz_factors.docx
@@ -31,7 +31,7 @@
         <w:pStyle w:val="Date"/>
       </w:pPr>
       <w:r>
-        <w:t xml:space="preserve">2026-09-24</w:t>
+        <w:t xml:space="preserve">2026-09-29</w:t>
       </w:r>
     </w:p>
     <w:p>

--- a/docs/quizzes/10_quiz_factors.docx
+++ b/docs/quizzes/10_quiz_factors.docx
@@ -31,7 +31,7 @@
         <w:pStyle w:val="Date"/>
       </w:pPr>
       <w:r>
-        <w:t xml:space="preserve">2026-09-29</w:t>
+        <w:t xml:space="preserve">2026-10-01</w:t>
       </w:r>
     </w:p>
     <w:p>

--- a/docs/quizzes/10_quiz_factors.docx
+++ b/docs/quizzes/10_quiz_factors.docx
@@ -31,7 +31,7 @@
         <w:pStyle w:val="Date"/>
       </w:pPr>
       <w:r>
-        <w:t xml:space="preserve">2026-10-01</w:t>
+        <w:t xml:space="preserve">2026-10-05</w:t>
       </w:r>
     </w:p>
     <w:p>
